--- a/Hyde Park BESS/6) Cost Analysis Deliverables/Hyde Park BESS - Basis of Estimate (Rev 3).docx
+++ b/Hyde Park BESS/6) Cost Analysis Deliverables/Hyde Park BESS - Basis of Estimate (Rev 3).docx
@@ -50,13 +50,14 @@
         <w:tblStyle w:val="TableGrid"/>
         <w:tblW w:type="auto" w:w="0"/>
         <w:jc w:val="center"/>
+        <w:tblLayout w:type="fixed"/>
         <w:tblLook w:firstColumn="1" w:firstRow="1" w:lastColumn="0" w:lastRow="0" w:noHBand="0" w:noVBand="1" w:val="04A0"/>
       </w:tblPr>
       <w:tblGrid>
-        <w:gridCol w:w="2340"/>
-        <w:gridCol w:w="2340"/>
-        <w:gridCol w:w="2340"/>
-        <w:gridCol w:w="2340"/>
+        <w:gridCol w:w="1872"/>
+        <w:gridCol w:w="2880"/>
+        <w:gridCol w:w="1872"/>
+        <w:gridCol w:w="2880"/>
       </w:tblGrid>
       <w:tr>
         <w:tc>
@@ -804,14 +805,15 @@
         <w:tblStyle w:val="TableGrid"/>
         <w:tblW w:type="auto" w:w="0"/>
         <w:jc w:val="center"/>
+        <w:tblLayout w:type="fixed"/>
         <w:tblLook w:firstColumn="1" w:firstRow="1" w:lastColumn="0" w:lastRow="0" w:noHBand="0" w:noVBand="1" w:val="04A0"/>
       </w:tblPr>
       <w:tblGrid>
-        <w:gridCol w:w="1872"/>
-        <w:gridCol w:w="1872"/>
-        <w:gridCol w:w="1872"/>
-        <w:gridCol w:w="1872"/>
-        <w:gridCol w:w="1872"/>
+        <w:gridCol w:w="864"/>
+        <w:gridCol w:w="1152"/>
+        <w:gridCol w:w="1440"/>
+        <w:gridCol w:w="1296"/>
+        <w:gridCol w:w="4752"/>
       </w:tblGrid>
       <w:tr>
         <w:tc>
@@ -1368,14 +1370,15 @@
         <w:tblStyle w:val="TableGrid"/>
         <w:tblW w:type="auto" w:w="0"/>
         <w:jc w:val="center"/>
+        <w:tblLayout w:type="fixed"/>
         <w:tblLook w:firstColumn="1" w:firstRow="1" w:lastColumn="0" w:lastRow="0" w:noHBand="0" w:noVBand="1" w:val="04A0"/>
       </w:tblPr>
       <w:tblGrid>
-        <w:gridCol w:w="1872"/>
-        <w:gridCol w:w="1872"/>
-        <w:gridCol w:w="1872"/>
-        <w:gridCol w:w="1872"/>
-        <w:gridCol w:w="1872"/>
+        <w:gridCol w:w="4176"/>
+        <w:gridCol w:w="1584"/>
+        <w:gridCol w:w="1152"/>
+        <w:gridCol w:w="1152"/>
+        <w:gridCol w:w="1440"/>
       </w:tblGrid>
       <w:tr>
         <w:tc>
@@ -2187,14 +2190,15 @@
         <w:tblStyle w:val="TableGrid"/>
         <w:tblW w:type="auto" w:w="0"/>
         <w:jc w:val="center"/>
+        <w:tblLayout w:type="fixed"/>
         <w:tblLook w:firstColumn="1" w:firstRow="1" w:lastColumn="0" w:lastRow="0" w:noHBand="0" w:noVBand="1" w:val="04A0"/>
       </w:tblPr>
       <w:tblGrid>
-        <w:gridCol w:w="1872"/>
-        <w:gridCol w:w="1872"/>
-        <w:gridCol w:w="1872"/>
-        <w:gridCol w:w="1872"/>
-        <w:gridCol w:w="1872"/>
+        <w:gridCol w:w="4896"/>
+        <w:gridCol w:w="1440"/>
+        <w:gridCol w:w="864"/>
+        <w:gridCol w:w="1440"/>
+        <w:gridCol w:w="864"/>
       </w:tblGrid>
       <w:tr>
         <w:tc>
@@ -3914,13 +3918,14 @@
         <w:tblStyle w:val="TableGrid"/>
         <w:tblW w:type="auto" w:w="0"/>
         <w:jc w:val="center"/>
+        <w:tblLayout w:type="fixed"/>
         <w:tblLook w:firstColumn="1" w:firstRow="1" w:lastColumn="0" w:lastRow="0" w:noHBand="0" w:noVBand="1" w:val="04A0"/>
       </w:tblPr>
       <w:tblGrid>
-        <w:gridCol w:w="2340"/>
-        <w:gridCol w:w="2340"/>
-        <w:gridCol w:w="2340"/>
-        <w:gridCol w:w="2340"/>
+        <w:gridCol w:w="1584"/>
+        <w:gridCol w:w="3312"/>
+        <w:gridCol w:w="2448"/>
+        <w:gridCol w:w="2448"/>
       </w:tblGrid>
       <w:tr>
         <w:tc>
@@ -4607,13 +4612,14 @@
         <w:tblStyle w:val="TableGrid"/>
         <w:tblW w:type="auto" w:w="0"/>
         <w:jc w:val="center"/>
+        <w:tblLayout w:type="fixed"/>
         <w:tblLook w:firstColumn="1" w:firstRow="1" w:lastColumn="0" w:lastRow="0" w:noHBand="0" w:noVBand="1" w:val="04A0"/>
       </w:tblPr>
       <w:tblGrid>
-        <w:gridCol w:w="2340"/>
-        <w:gridCol w:w="2340"/>
-        <w:gridCol w:w="2340"/>
-        <w:gridCol w:w="2340"/>
+        <w:gridCol w:w="2880"/>
+        <w:gridCol w:w="720"/>
+        <w:gridCol w:w="4320"/>
+        <w:gridCol w:w="1872"/>
       </w:tblGrid>
       <w:tr>
         <w:tc>
@@ -5685,12 +5691,13 @@
         <w:tblStyle w:val="TableGrid"/>
         <w:tblW w:type="auto" w:w="0"/>
         <w:jc w:val="center"/>
+        <w:tblLayout w:type="fixed"/>
         <w:tblLook w:firstColumn="1" w:firstRow="1" w:lastColumn="0" w:lastRow="0" w:noHBand="0" w:noVBand="1" w:val="04A0"/>
       </w:tblPr>
       <w:tblGrid>
-        <w:gridCol w:w="3120"/>
-        <w:gridCol w:w="3120"/>
-        <w:gridCol w:w="3120"/>
+        <w:gridCol w:w="3744"/>
+        <w:gridCol w:w="2880"/>
+        <w:gridCol w:w="3168"/>
       </w:tblGrid>
       <w:tr>
         <w:tc>
@@ -6344,12 +6351,13 @@
         <w:tblStyle w:val="TableGrid"/>
         <w:tblW w:type="auto" w:w="0"/>
         <w:jc w:val="center"/>
+        <w:tblLayout w:type="fixed"/>
         <w:tblLook w:firstColumn="1" w:firstRow="1" w:lastColumn="0" w:lastRow="0" w:noHBand="0" w:noVBand="1" w:val="04A0"/>
       </w:tblPr>
       <w:tblGrid>
-        <w:gridCol w:w="3120"/>
-        <w:gridCol w:w="3120"/>
-        <w:gridCol w:w="3120"/>
+        <w:gridCol w:w="4608"/>
+        <w:gridCol w:w="1440"/>
+        <w:gridCol w:w="3744"/>
       </w:tblGrid>
       <w:tr>
         <w:tc>

--- a/Hyde Park BESS/6) Cost Analysis Deliverables/Hyde Park BESS - Basis of Estimate (Rev 3).docx
+++ b/Hyde Park BESS/6) Cost Analysis Deliverables/Hyde Park BESS - Basis of Estimate (Rev 3).docx
@@ -2162,7 +2162,7 @@
           <w:b w:val="0"/>
           <w:i w:val="0"/>
         </w:rPr>
-        <w:t>Estimate excludes duct bank costs outside the substation (carried under 24211), spot generation during construction (removed from E-23-373 scope by the project team, 12 Aug 2026), a control house (none per Substation Solutions Engineering, 19 Aug 2026), sound walls (carried as a risk, not a scope item), and any augmentation, long-term service agreement or O&amp;M.</w:t>
+        <w:t>Estimate excludes duct bank costs outside the substation (carried under 24211), spot generation (removed from E-23-373 scope by the project team on 12 Aug 2026, although the SSF and PAF state that 2 to 8 MW of spot generation is required if the BESS misses its need date; ownership of that cost is unassigned), a control house (none per Substation Solutions Engineering, 19 Aug 2026), sound walls (carried as a risk, not a scope item), and any augmentation, long-term service agreement or O&amp;M.</w:t>
       </w:r>
     </w:p>
     <w:p>
@@ -7286,6 +7286,18 @@
           <w:b w:val="0"/>
           <w:i w:val="0"/>
         </w:rPr>
+        <w:t>Risk families not in the register (red team, 29 Sep 2026): siting denial as a decision risk (only $250K of delay is carried; the EFSB fallback is 18 to 24 months); ownership of the 63-day battery commissioning window (excluded from Haugland scope); Nomad counterparty exposure (letter of credit $1.2M against a $12.1M contract); Station 496 outage-window premium (1.35 to 1.70 factor on affected hours, no outage plan yet); FEOC and ITC eligibility; resource competition with the 21192 long-term substation. The $1.0M material and tariff item is sized on total material although the battery (72% of material) is fixed by contract, and it overlaps the 3% per year escalation already in the lines. None of the twelve values carries a basis, probability or correlation.</w:t>
+      </w:r>
+    </w:p>
+    <w:p>
+      <w:pPr>
+        <w:spacing w:after="120"/>
+      </w:pPr>
+      <w:r>
+        <w:rPr>
+          <w:b w:val="0"/>
+          <w:i w:val="0"/>
+        </w:rPr>
         <w:t>Contingency: $2,283,517 Sta 360 and $331,723 Sta 496, $2,615,200 total. Risks plus contingency equal 17.9% of the approval level less risks and contingency, inside the 15-18% lead-review guidance. Haugland's Attachment 4-F contingency table separately carries nine allowances for its own scope, including geotechnical ($600K low / $1.6M likely / $3.5M high), fault study driven equipment change ($250K / $700K / $1.8M) and the demarcation structure ($150K / $400K / $900K); those exposures overlap the Eversource register and have not been reconciled.</w:t>
       </w:r>
     </w:p>
@@ -7474,7 +7486,37 @@
         <w:t xml:space="preserve">Estimate class. </w:t>
       </w:r>
       <w:r>
-        <w:t>Rev 3 is labeled Conceptual (-25% / +50%). With a contracted battery, a Siemens budgetary price and 30% preliminary engineering in hand, the full-funding estimate should be presented as Planning grade (-25% / +25%) once the reconciliations above are closed.</w:t>
+        <w:t>Rev 3 is labeled Conceptual (-25% / +50%). Its deliverable maturity is Class 4 under 96R-18: 30% engineering, unit-library construction with no bid, install labor as a percentage of a 2023 site total, a placeholder platform depth. Present the November number at that class and range unless the geotechnical report, the hazard mitigation analysis, the Haugland reconciliation and a crew build-up close first; then Planning grade (-15% / +25%).</w:t>
+      </w:r>
+    </w:p>
+    <w:p>
+      <w:pPr>
+        <w:pStyle w:val="ListBullet"/>
+        <w:spacing w:after="60"/>
+      </w:pPr>
+      <w:r>
+        <w:rPr>
+          <w:b/>
+        </w:rPr>
+        <w:t xml:space="preserve">Station 496 unit rate. </w:t>
+      </w:r>
+      <w:r>
+        <w:t>$362,700 per relay at approval level, with $1.81M of testing and $1.39M of construction labor on a 20-relay swap. Compare to two recent EMA feeder relay-replacement actuals before full funding; if the rate reflects transfer-trip and outage-window complexity, write that basis down.</w:t>
+      </w:r>
+    </w:p>
+    <w:p>
+      <w:pPr>
+        <w:pStyle w:val="ListBullet"/>
+        <w:spacing w:after="60"/>
+      </w:pPr>
+      <w:r>
+        <w:rPr>
+          <w:b/>
+        </w:rPr>
+        <w:t xml:space="preserve">Siting float. </w:t>
+      </w:r>
+      <w:r>
+        <w:t>Determination, construction start and container delivery all land in Q1 2028 for a Dec 2028 ISD. Establish a float target on the siting chain and assign owners to five early-warning indicators: geotech by IFC-civil freeze, ZBA hearing date within 90 days of filing, HEG reconciliation before the PAF, Nomad drawing milestones, Station 496 outage plan before construction pricing.</w:t>
       </w:r>
     </w:p>
     <w:sectPr>

--- a/Hyde Park BESS/6) Cost Analysis Deliverables/Hyde Park BESS - Basis of Estimate (Rev 3).docx
+++ b/Hyde Park BESS/6) Cost Analysis Deliverables/Hyde Park BESS - Basis of Estimate (Rev 3).docx
@@ -698,7 +698,7 @@
                 <w:i w:val="0"/>
                 <w:sz w:val="19"/>
               </w:rPr>
-              <w:t>29 Sep 2026</w:t>
+              <w:t>29 Sep 2026; benchmark section revised 2 Oct 2026</w:t>
             </w:r>
           </w:p>
         </w:tc>
@@ -2018,6 +2018,18 @@
           <w:i w:val="0"/>
         </w:rPr>
         <w:t>A small, distribution-connected, urban, landfill-sited, utility-owned two-hour system carries fixed costs (a switching station, feeder protection at the source station, siting under Article 80, a 200 ft by 200 ft platform on a capped landfill, corporate indirects and AFUDC) that do not scale with MWh. Published benchmarks are dominated by 100 MW-class, four-hour, developer-built projects on greenfield sites. The whitepaper sets out which benchmark boundary each of the rows above should be compared against.</w:t>
+      </w:r>
+    </w:p>
+    <w:p>
+      <w:pPr>
+        <w:spacing w:after="120"/>
+      </w:pPr>
+      <w:r>
+        <w:rPr>
+          <w:b w:val="0"/>
+          <w:i w:val="0"/>
+        </w:rPr>
+        <w:t>Reference class (companion statistical memo, 2 October 2026). Against 55 public projects at or below 100 MWh with an all-in disclosed cost (31 utility-owned, 24 developer-owned; median $771/kWh, interquartile $576 to $1,172), the installed battery (boundary 3, $833/kWh) ranks at the 58% percentile, the station-complete direct cost (boundary 4, $1,483/kWh) at the 85% percentile (74% within the 31 utility-owned members, median $986), and the approval level above every member. A log-log regression on 81 public projects (size elasticity -0.18, duration elasticity -0.30, year not significant) predicts $1,062/kWh for a 20 MWh, two-hour project in 2028 with an 80 percent prediction interval of $676 to $1,668; boundary 4 sits at the 83% percentile of that distribution. Re-based to 2026 dollars (battery share deflated on a published index, remainder on the Handy-Whitman utility construction index) the class median is $806 to $838 and the boundary 4 percentile 75% to 89%. Confidence: Medium; the public figures are search-excerpt retrievals with per-row confidence tags and the developer-owned members are gross of incentives.</w:t>
       </w:r>
     </w:p>
     <w:p>

--- a/Hyde Park BESS/6) Cost Analysis Deliverables/Hyde Park BESS - Basis of Estimate (Rev 3).docx
+++ b/Hyde Park BESS/6) Cost Analysis Deliverables/Hyde Park BESS - Basis of Estimate (Rev 3).docx
@@ -698,7 +698,7 @@
                 <w:i w:val="0"/>
                 <w:sz w:val="19"/>
               </w:rPr>
-              <w:t>29 Sep 2026; benchmark section revised 2 Oct 2026</w:t>
+              <w:t>29 Sep 2026; benchmark section revised 2 Oct 2026; escalator check and savings register added 3 Oct 2026</w:t>
             </w:r>
           </w:p>
         </w:tc>
@@ -2030,6 +2030,18 @@
           <w:i w:val="0"/>
         </w:rPr>
         <w:t>Reference class (companion statistical memo, 2 October 2026). Against 55 public projects at or below 100 MWh with an all-in disclosed cost (31 utility-owned, 24 developer-owned; median $771/kWh, interquartile $576 to $1,172), the installed battery (boundary 3, $833/kWh) ranks at the 58% percentile, the station-complete direct cost (boundary 4, $1,483/kWh) at the 85% percentile (74% within the 31 utility-owned members, median $986), and the approval level above every member. A log-log regression on 81 public projects (size elasticity -0.18, duration elasticity -0.30, year not significant) predicts $1,062/kWh for a 20 MWh, two-hour project in 2028 with an 80 percent prediction interval of $676 to $1,668; boundary 4 sits at the 83% percentile of that distribution. Re-based to 2026 dollars (battery share deflated on a published index, remainder on the Handy-Whitman utility construction index) the class median is $806 to $838 and the boundary 4 percentile 75% to 89%. Confidence: Medium; the public figures are search-excerpt retrievals with per-row confidence tags and the developer-owned members are gross of incentives.</w:t>
+      </w:r>
+    </w:p>
+    <w:p>
+      <w:pPr>
+        <w:spacing w:after="120"/>
+      </w:pPr>
+      <w:r>
+        <w:rPr>
+          <w:b w:val="0"/>
+          <w:i w:val="0"/>
+        </w:rPr>
+        <w:t>Escalator check (3 October 2026; memo section 3.4, whitepaper 5.3). Re-basing the comparables with one published index per cost layer instead of one construction index (IBEW Local 103 rate for labor-driven layers, BLS PPI for transformers and for switchgear, ENR CCI for civil, PPI engineering services for owner soft costs) leaves the class median at $832/kWh and Hyde Park's station-direct percentile at 85%, the same as the two-component model. A 2018 project with this project's loaded composition costs 1.17x in 2026 dollars; the non-battery series rose 1.25x to 1.91x since 2018 while the installed battery index fell to 0.73x. (Confidence: High for the BLS series, pulled from the FRED and BLS APIs; Medium for ENR and IBEW from published tables.)</w:t>
       </w:r>
     </w:p>
     <w:p>
@@ -6280,6 +6292,18 @@
     </w:p>
     <w:p>
       <w:pPr>
+        <w:spacing w:after="120"/>
+      </w:pPr>
+      <w:r>
+        <w:rPr>
+          <w:b w:val="0"/>
+          <w:i w:val="0"/>
+        </w:rPr>
+        <w:t>Template rate against the published series (3 October 2026). The ESF template escalates at about 3 percent a year. Over 2023 to 2026 the series that fit this estimate's layers ran: BLS PPI power and distribution transformers 3.2% a year, PPI switchgear and switchboard 8.5%, IBEW Local 103 journeyman base 4.1%, ENR Construction Cost Index 1.9%, PPI engineering services 2.4%. The template rate is right for labor, civil and engineering and light for switchgear: the breaker package in layer D is the line to re-quote rather than escalate (savings register B5). The GSU line, priced from a July 2023 bidder list plus 3 percent a year, has tracked the transformer index over that span; the exposure there is lead time (29 to 70 weeks reported for three-phase pad-mounts in 2026) rather than price. (Confidence: High for the series; the comparison is a check on the template, not a change to the estimate.)</w:t>
+      </w:r>
+    </w:p>
+    <w:p>
+      <w:pPr>
         <w:pStyle w:val="Heading1"/>
       </w:pPr>
       <w:r>
@@ -7315,6 +7339,18 @@
     </w:p>
     <w:p>
       <w:pPr>
+        <w:spacing w:after="120"/>
+      </w:pPr>
+      <w:r>
+        <w:rPr>
+          <w:b w:val="0"/>
+          <w:i w:val="0"/>
+        </w:rPr>
+        <w:t>Overlap with escalation (savings register A2, 3 October 2026). Two register lines describe escalation rather than risk: 'labor costs impact: salaries increase yearly' ($800,000 Sta 360, $220,000 Sta 496) and 'material costs impact' ($1,000,000 and $300,000), while the directs already carry $2,948,100 of escalation at the template rate. Re-worded as a labor-shortage risk and a tariff allowance sized on the $3.69 million of non-battery material, the two lines fall by $1.3 to 1.8M. The reduction is not booked here; it is a decision for the lead review.</w:t>
+      </w:r>
+    </w:p>
+    <w:p>
+      <w:pPr>
         <w:pStyle w:val="Heading1"/>
       </w:pPr>
       <w:r>
@@ -7335,6 +7371,18 @@
     </w:p>
     <w:p>
       <w:pPr>
+        <w:spacing w:after="120"/>
+      </w:pPr>
+      <w:r>
+        <w:rPr>
+          <w:b w:val="0"/>
+          <w:i w:val="0"/>
+        </w:rPr>
+        <w:t>Open question (savings register A4): the E&amp;S station basis rows total $4.8M at 16.1% of Station 360 directs and are applied to the vendor-furnished, vendor-commissioned battery contract as to any other material; on the battery line alone that is $2.1M. Whether the basis should load a turnkey vendor contract is a policy question for Accounting, not an estimating judgment; the estimate follows the template until answered.</w:t>
+      </w:r>
+    </w:p>
+    <w:p>
+      <w:pPr>
         <w:pStyle w:val="Heading1"/>
       </w:pPr>
       <w:r>
@@ -7351,6 +7399,18 @@
           <w:i w:val="0"/>
         </w:rPr>
         <w:t>Included. $4,680,899 Sta 360 (actual $376,893) and $333,100 Sta 496, computed by the ESF template on the spend curve from July 2021 to December 2028. AFUDC is 8.8% of the approval level, high for a project of this size because of the seven-year development window.</w:t>
+      </w:r>
+    </w:p>
+    <w:p>
+      <w:pPr>
+        <w:spacing w:after="120"/>
+      </w:pPr>
+      <w:r>
+        <w:rPr>
+          <w:b w:val="0"/>
+          <w:i w:val="0"/>
+        </w:rPr>
+        <w:t>Payment timing (savings register C3): the Nomad Attachment C-2 milestones put most of the battery price into CWIP ahead of the January 2028 delivery; each $10 million carried twelve months earlier accrues about $0.75 million of AFUDC at the template rate. Aligning the milestone schedule to delivery is worth $0.3 to 0.7M; every month of siting slip costs about $0.4 million across AFUDC, escalation, PM and indirects.</w:t>
       </w:r>
     </w:p>
     <w:p>
@@ -7525,6 +7585,96 @@
         <w:rPr>
           <w:b/>
         </w:rPr>
+        <w:t xml:space="preserve">E&amp;S overhead basis on the vendor contract. </w:t>
+      </w:r>
+      <w:r>
+        <w:t>Ruling from Accounting on whether the station E&amp;S basis applies to a vendor-furnished, vendor-commissioned contract (savings register A4, $1.0 to 2.1M).</w:t>
+      </w:r>
+    </w:p>
+    <w:p>
+      <w:pPr>
+        <w:pStyle w:val="ListBullet"/>
+        <w:spacing w:after="60"/>
+      </w:pPr>
+      <w:r>
+        <w:rPr>
+          <w:b/>
+        </w:rPr>
+        <w:t xml:space="preserve">Commissioning split. </w:t>
+      </w:r>
+      <w:r>
+        <w:t>Write the Nomad-versus-owner commissioning scope into the test plan; the field-test and LCE hours are carried from E-23-373 and overlap the $210,000 of support and $246,000 of vendor labor in the contract (A5).</w:t>
+      </w:r>
+    </w:p>
+    <w:p>
+      <w:pPr>
+        <w:pStyle w:val="ListBullet"/>
+        <w:spacing w:after="60"/>
+      </w:pPr>
+      <w:r>
+        <w:rPr>
+          <w:b/>
+        </w:rPr>
+        <w:t xml:space="preserve">Interconnection topology. </w:t>
+      </w:r>
+      <w:r>
+        <w:t>System Planning hosting-capacity study: can two 13.8 kV feeders take 5 MW each? Five feeder cabinets, four GSUs, four breakers and four metering sets scale with the number of connections (B2). If the answer is no, the item is zero.</w:t>
+      </w:r>
+    </w:p>
+    <w:p>
+      <w:pPr>
+        <w:pStyle w:val="ListBullet"/>
+        <w:spacing w:after="60"/>
+      </w:pPr>
+      <w:r>
+        <w:rPr>
+          <w:b/>
+        </w:rPr>
+        <w:t xml:space="preserve">Budgetary quotes for the breaker and GSU packages. </w:t>
+      </w:r>
+      <w:r>
+        <w:t>Four breaker skids at $332K each (furnish, including relays and cabinets per the project team) and four 3 MVA pad-mounts at $269K each from a 2023 bidder list plus 3 percent a year; current dealer and distributor figures are well below both (B5, B6). Confirm what the project team's numbers include before any deduct.</w:t>
+      </w:r>
+    </w:p>
+    <w:p>
+      <w:pPr>
+        <w:pStyle w:val="ListBullet"/>
+        <w:spacing w:after="60"/>
+      </w:pPr>
+      <w:r>
+        <w:rPr>
+          <w:b/>
+        </w:rPr>
+        <w:t xml:space="preserve">Nomad payment milestones and AFUDC. </w:t>
+      </w:r>
+      <w:r>
+        <w:t>Align Attachment C-2 to the January 2028 delivery where the contract allows (C3).</w:t>
+      </w:r>
+    </w:p>
+    <w:p>
+      <w:pPr>
+        <w:pStyle w:val="ListBullet"/>
+        <w:spacing w:after="60"/>
+      </w:pPr>
+      <w:r>
+        <w:rPr>
+          <w:b/>
+        </w:rPr>
+        <w:t xml:space="preserve">Section 48E investment tax credit. </w:t>
+      </w:r>
+      <w:r>
+        <w:t>Not in the estimate and not an estimate matter, but the largest single lever on what customers pay: $8.4 to 12.4M at 30 percent on a $28.1M to $41.2M eligible basis, plus $2.8 to 4.1M if the landfill qualifies as a brownfield energy community. Tax to opine on eligible basis, the prohibited-foreign-entity cost ratio (65 percent for a 2028 construction start under Notice 2026-15) on the Voyager cells, the section 50(d)(2) normalization election and DPU treatment. Ask Nomad for cell and module origin before the final-drawings milestone.</w:t>
+      </w:r>
+    </w:p>
+    <w:p>
+      <w:pPr>
+        <w:pStyle w:val="ListBullet"/>
+        <w:spacing w:after="60"/>
+      </w:pPr>
+      <w:r>
+        <w:rPr>
+          <w:b/>
+        </w:rPr>
         <w:t xml:space="preserve">Siting float. </w:t>
       </w:r>
       <w:r>
@@ -7555,7 +7705,7 @@
         <w:color w:val="595959"/>
         <w:sz w:val="16"/>
       </w:rPr>
-      <w:t>Eversource Energy | Cost Estimating Center of Excellence | Hyde Park BESS Basis of Estimate | Rev 3 basis, 29 Sep 2026 | Internal, contains vendor-confidential pricing</w:t>
+      <w:t>Eversource Energy | Cost Estimating Center of Excellence | Hyde Park BESS Basis of Estimate | Rev 3 basis, 29 Sep 2026, revised 3 Oct 2026 | Internal, contains vendor-confidential pricing</w:t>
     </w:r>
   </w:p>
 </w:ftr>

--- a/Hyde Park BESS/6) Cost Analysis Deliverables/Hyde Park BESS - Basis of Estimate (Rev 3).docx
+++ b/Hyde Park BESS/6) Cost Analysis Deliverables/Hyde Park BESS - Basis of Estimate (Rev 3).docx
@@ -698,7 +698,7 @@
                 <w:i w:val="0"/>
                 <w:sz w:val="19"/>
               </w:rPr>
-              <w:t>29 Sep 2026; benchmark section revised 2 Oct 2026; escalator check and savings register added 3 Oct 2026</w:t>
+              <w:t>29 Sep 2026; benchmark section revised 2 and 5 Oct 2026; escalator check and savings register added 3 Oct 2026</w:t>
             </w:r>
           </w:p>
         </w:tc>
@@ -2029,7 +2029,7 @@
           <w:b w:val="0"/>
           <w:i w:val="0"/>
         </w:rPr>
-        <w:t>Reference class (companion statistical memo, 2 October 2026). Against 55 public projects at or below 100 MWh with an all-in disclosed cost (31 utility-owned, 24 developer-owned; median $771/kWh, interquartile $576 to $1,172), the installed battery (boundary 3, $833/kWh) ranks at the 58% percentile, the station-complete direct cost (boundary 4, $1,483/kWh) at the 85% percentile (74% within the 31 utility-owned members, median $986), and the approval level above every member. A log-log regression on 81 public projects (size elasticity -0.18, duration elasticity -0.30, year not significant) predicts $1,062/kWh for a 20 MWh, two-hour project in 2028 with an 80 percent prediction interval of $676 to $1,668; boundary 4 sits at the 83% percentile of that distribution. Re-based to 2026 dollars (battery share deflated on a published index, remainder on the Handy-Whitman utility construction index) the class median is $806 to $838 and the boundary 4 percentile 75% to 89%. Confidence: Medium; the public figures are search-excerpt retrievals with per-row confidence tags and the developer-owned members are gross of incentives.</w:t>
+        <w:t>Reference class (companion statistical memo, 2 October 2026). Against 55 public projects at or below 100 MWh with an all-in disclosed cost (31 utility-owned, 24 developer-owned; median $771/kWh, interquartile $576 to $1,172), the installed battery (boundary 3, $833/kWh) ranks at the 58% percentile, the station-complete direct cost (boundary 4, $1,483/kWh) at the 85% percentile (74% within the 31 utility-owned members, median $986), and the approval level above every member. A log-log regression on 81 public projects (size elasticity -0.18, duration elasticity -0.30, year not significant) predicts $1,062/kWh for a 20 MWh, two-hour project in 2028 with an 80 percent prediction interval of $676 to $1,668; boundary 4 sits at the 83% percentile of that distribution. Re-based to 2026 dollars (battery share back-cast to the project's own year and deflated on a published index, remainder on the Handy-Whitman utility construction index) the class median is $740 to $778 and the boundary 4 percentile 75% to 89%. Confidence: Medium; the public figures are search-excerpt retrievals with per-row confidence tags and the developer-owned members are gross of incentives.</w:t>
       </w:r>
     </w:p>
     <w:p>
@@ -2041,7 +2041,7 @@
           <w:b w:val="0"/>
           <w:i w:val="0"/>
         </w:rPr>
-        <w:t>Escalator check (3 October 2026; memo section 3.4, whitepaper 5.3). Re-basing the comparables with one published index per cost layer instead of one construction index (IBEW Local 103 rate for labor-driven layers, BLS PPI for transformers and for switchgear, ENR CCI for civil, PPI engineering services for owner soft costs) leaves the class median at $832/kWh and Hyde Park's station-direct percentile at 85%, the same as the two-component model. A 2018 project with this project's loaded composition costs 1.17x in 2026 dollars; the non-battery series rose 1.25x to 1.91x since 2018 while the installed battery index fell to 0.73x. (Confidence: High for the BLS series, pulled from the FRED and BLS APIs; Medium for ENR and IBEW from published tables.)</w:t>
+        <w:t>Escalator check (3 October 2026; memo section 3.4, whitepaper 5.3). Re-basing the comparables with one published index per cost layer instead of one construction index (IBEW Local 103 rate for labor-driven layers, BLS PPI for transformers and for switchgear, ENR CCI for civil, PPI engineering services for owner soft costs) leaves the class median at $752/kWh and Hyde Park's station-direct percentile at 82%, the same as the two-component model. A 2018 project with this project's physical scope costs 1.04x in 2026 dollars and a 2016 one 0.68x (quantities held fixed; the review challenge of 5 Oct 2026 that older batteries were far dearer is reflected); the non-battery series rose 1.25x to 1.91x since 2018 while the installed battery index fell to 0.73x. (Confidence: High for the BLS series, pulled from the FRED and BLS APIs; Medium for ENR and IBEW from published tables.)</w:t>
       </w:r>
     </w:p>
     <w:p>
@@ -7705,7 +7705,7 @@
         <w:color w:val="595959"/>
         <w:sz w:val="16"/>
       </w:rPr>
-      <w:t>Eversource Energy | Cost Estimating Center of Excellence | Hyde Park BESS Basis of Estimate | Rev 3 basis, 29 Sep 2026, revised 3 Oct 2026 | Internal, contains vendor-confidential pricing</w:t>
+      <w:t>Eversource Energy | Cost Estimating Center of Excellence | Hyde Park BESS Basis of Estimate | Rev 3 basis, 29 Sep 2026, revised 5 Oct 2026 | Internal, contains vendor-confidential pricing</w:t>
     </w:r>
   </w:p>
 </w:ftr>

--- a/Hyde Park BESS/6) Cost Analysis Deliverables/Hyde Park BESS - Basis of Estimate (Rev 3).docx
+++ b/Hyde Park BESS/6) Cost Analysis Deliverables/Hyde Park BESS - Basis of Estimate (Rev 3).docx
@@ -2029,7 +2029,7 @@
           <w:b w:val="0"/>
           <w:i w:val="0"/>
         </w:rPr>
-        <w:t>Reference class (companion statistical memo, 2 October 2026). Against 55 public projects at or below 100 MWh with an all-in disclosed cost (31 utility-owned, 24 developer-owned; median $771/kWh, interquartile $576 to $1,172), the installed battery (boundary 3, $833/kWh) ranks at the 58% percentile, the station-complete direct cost (boundary 4, $1,483/kWh) at the 85% percentile (74% within the 31 utility-owned members, median $986), and the approval level above every member. A log-log regression on 81 public projects (size elasticity -0.18, duration elasticity -0.30, year not significant) predicts $1,062/kWh for a 20 MWh, two-hour project in 2028 with an 80 percent prediction interval of $676 to $1,668; boundary 4 sits at the 83% percentile of that distribution. Re-based to 2026 dollars (battery share back-cast to the project's own year and deflated on a published index, remainder on the Handy-Whitman utility construction index) the class median is $740 to $778 and the boundary 4 percentile 75% to 89%. Confidence: Medium; the public figures are search-excerpt retrievals with per-row confidence tags and the developer-owned members are gross of incentives.</w:t>
+        <w:t>Reference class (companion statistical memo, 2 October 2026; restricted to built projects 5 October 2026, 27 unbuilt rows excluded). Against 35 built public projects at or below 100 MWh with an all-in disclosed cost (25 utility-owned, 10 developer-owned; median $750/kWh, interquartile $556 to $1,275), the installed battery (boundary 3, $833/kWh) ranks at the 57% percentile, the station-complete direct cost (boundary 4, $1,483/kWh) at the 77% percentile (68% within the 25 utility-owned members, median $1,235), and the approval level above every member. A log-log regression on 53 public projects (size elasticity -0.18, duration elasticity -0.34, year not significant) predicts $968/kWh for a 20 MWh, two-hour project in 2028 with an 80 percent prediction interval of $571 to $1,640; boundary 4 sits at the 85% percentile of that distribution. Re-based to 2026 dollars (battery share back-cast to the project's own year and deflated on a published index, remainder on the Handy-Whitman utility construction index) the class median is $686 to $743 and the boundary 4 percentile 63% to 83%. Confidence: Medium; the public figures are search-excerpt retrievals with per-row confidence tags and the developer-owned members are gross of incentives.</w:t>
       </w:r>
     </w:p>
     <w:p>
@@ -2041,7 +2041,7 @@
           <w:b w:val="0"/>
           <w:i w:val="0"/>
         </w:rPr>
-        <w:t>Escalator check (3 October 2026; memo section 3.4, whitepaper 5.3). Re-basing the comparables with one published index per cost layer instead of one construction index (IBEW Local 103 rate for labor-driven layers, BLS PPI for transformers and for switchgear, ENR CCI for civil, PPI engineering services for owner soft costs) leaves the class median at $752/kWh and Hyde Park's station-direct percentile at 82%, the same as the two-component model. A 2018 project with this project's physical scope costs 1.04x in 2026 dollars and a 2016 one 0.68x (quantities held fixed; the review challenge of 5 Oct 2026 that older batteries were far dearer is reflected); the non-battery series rose 1.25x to 1.91x since 2018 while the installed battery index fell to 0.73x. (Confidence: High for the BLS series, pulled from the FRED and BLS APIs; Medium for ENR and IBEW from published tables.)</w:t>
+        <w:t>Escalator check (3 October 2026; memo section 3.4, whitepaper 5.3). Re-basing the comparables with one published index per cost layer instead of one construction index (IBEW Local 103 rate for labor-driven layers, BLS PPI for transformers and for switchgear, ENR CCI for civil, PPI engineering services for owner soft costs) leaves the class median at $744/kWh and Hyde Park's station-direct percentile at 77%, the same as the two-component model. A 2018 project with this project's physical scope costs 1.04x in 2026 dollars and a 2016 one 0.68x (quantities held fixed; the review challenge of 5 Oct 2026 that older batteries were far dearer is reflected); the non-battery series rose 1.25x to 1.91x since 2018 while the installed battery index fell to 0.73x. (Confidence: High for the BLS series, pulled from the FRED and BLS APIs; Medium for ENR and IBEW from published tables.)</w:t>
       </w:r>
     </w:p>
     <w:p>
@@ -7630,10 +7630,55 @@
         <w:rPr>
           <w:b/>
         </w:rPr>
-        <w:t xml:space="preserve">Budgetary quotes for the breaker and GSU packages. </w:t>
+        <w:t xml:space="preserve">Lines the Siemens skids already carry. </w:t>
       </w:r>
       <w:r>
-        <w:t>Four breaker skids at $332K each (furnish, including relays and cabinets per the project team) and four 3 MVA pad-mounts at $269K each from a 2023 bidder list plus 3 percent a year; current dealer and distributor figures are well below both (B5, B6). Confirm what the project team's numbers include before any deduct.</w:t>
+        <w:t>Siemens' 12 Aug 2026 budgetary ($300K per skid, +/-30%) includes the disconnects, PTs, relays, cabinets and DC battery; Rev 3 also carries eight disconnect switches and the PT cutouts as station lines ($259K, 1,040 mh). Strike them once the skid scope is confirmed in writing (savings register B5).</w:t>
+      </w:r>
+    </w:p>
+    <w:p>
+      <w:pPr>
+        <w:pStyle w:val="ListBullet"/>
+        <w:spacing w:after="60"/>
+      </w:pPr>
+      <w:r>
+        <w:rPr>
+          <w:b/>
+        </w:rPr>
+        <w:t xml:space="preserve">GSU count and installation hours. </w:t>
+      </w:r>
+      <w:r>
+        <w:t>Rev 3 carries four 3 MVA pad-mounts at 524 man-hours each to set; the project manager's 9 Sep 2026 email refers to twelve GSUs and Haugland priced the larger count. Settle the topology in writing; the install hours are a reduction (B6), the count is an exposure of $0.6M to $1.0M.</w:t>
+      </w:r>
+    </w:p>
+    <w:p>
+      <w:pPr>
+        <w:pStyle w:val="ListBullet"/>
+        <w:spacing w:after="60"/>
+      </w:pPr>
+      <w:r>
+        <w:rPr>
+          <w:b/>
+        </w:rPr>
+        <w:t xml:space="preserve">Sound mitigation, screening, police details, NFPA 855. </w:t>
+      </w:r>
+      <w:r>
+        <w:t>E-23-373 carried $467K of sound mitigation; Rev 3 carries none and the risk register does not list it. The constructability review expects visual screening and a possible facade; the estimate carries $12K of traffic control for Boston public-way work and no hazard mitigation analysis line. Price or register them ($0.6M to $1.2M direct exposure).</w:t>
+      </w:r>
+    </w:p>
+    <w:p>
+      <w:pPr>
+        <w:pStyle w:val="ListBullet"/>
+        <w:spacing w:after="60"/>
+      </w:pPr>
+      <w:r>
+        <w:rPr>
+          <w:b/>
+        </w:rPr>
+        <w:t xml:space="preserve">Switchyard lighting. </w:t>
+      </w:r>
+      <w:r>
+        <w:t>$313K for twelve HPS luminaires and 1,200 ft of hookup at about $200 a foot on an unmanned one-acre pad; design to the security need (B7).</w:t>
       </w:r>
     </w:p>
     <w:p>
@@ -7680,6 +7725,1445 @@
       <w:r>
         <w:t>Determination, construction start and container delivery all land in Q1 2028 for a Dec 2028 ISD. Establish a float target on the siting chain and assign owners to five early-warning indicators: geotech by IFC-civil freeze, ZBA hearing date within 90 days of filing, HEG reconciliation before the PAF, Nomad drawing milestones, Station 496 outage plan before construction pricing.</w:t>
       </w:r>
+    </w:p>
+    <w:p>
+      <w:pPr>
+        <w:pStyle w:val="Heading1"/>
+      </w:pPr>
+      <w:r>
+        <w:t>23. Scope challenge and cost containment (5 Oct 2026)</w:t>
+      </w:r>
+    </w:p>
+    <w:p>
+      <w:pPr>
+        <w:spacing w:after="120"/>
+      </w:pPr>
+      <w:r>
+        <w:rPr>
+          <w:b w:val="0"/>
+          <w:i w:val="0"/>
+        </w:rPr>
+        <w:t>At leadership's request the Rev 3 scope was challenged layer by layer against what the function requires (companion deck slides 30 to 33; whitepaper section 8.1). Reductions that survive the challenge total $6.7 to 10.3M direct ($8.5 to 12.9M loaded); exposures the estimate does not carry total $1.2 to 2.2M direct. Three numbers follow: Rev 3 as estimated $57.2M; contained by decisions alone $50.7 to 52.6M; re-scoped after every study closes $42.4 to 47.3M; and the honest planning range once the exposures and the Haugland reconciliation are added back, $48.1 to 58.5M. The containment plan sets a station-direct design-to-cost target at the reference-class 75th percentile and a loaded target of $50M at the IFC gate, with a change control board, monthly trend reporting and competitive lump-sum pricing of the station, civil and installation scope before construction pricing.</w:t>
+      </w:r>
+    </w:p>
+    <w:tbl>
+      <w:tblPr>
+        <w:tblStyle w:val="TableGrid"/>
+        <w:tblW w:type="auto" w:w="0"/>
+        <w:jc w:val="center"/>
+        <w:tblLayout w:type="fixed"/>
+        <w:tblLook w:firstColumn="1" w:firstRow="1" w:lastColumn="0" w:lastRow="0" w:noHBand="0" w:noVBand="1" w:val="04A0"/>
+      </w:tblPr>
+      <w:tblGrid>
+        <w:gridCol w:w="1296"/>
+        <w:gridCol w:w="2736"/>
+        <w:gridCol w:w="2160"/>
+        <w:gridCol w:w="3024"/>
+        <w:gridCol w:w="1152"/>
+      </w:tblGrid>
+      <w:tr>
+        <w:tc>
+          <w:tcPr>
+            <w:tcW w:type="dxa" w:w="1296"/>
+            <w:shd w:val="clear" w:color="auto" w:fill="001E60"/>
+          </w:tcPr>
+          <w:p>
+            <w:pPr>
+              <w:spacing w:after="0" w:before="0"/>
+            </w:pPr>
+            <w:r/>
+            <w:r>
+              <w:rPr>
+                <w:b/>
+                <w:i w:val="0"/>
+                <w:color w:val="FFFFFF"/>
+                <w:sz w:val="15"/>
+              </w:rPr>
+              <w:t>Layer</w:t>
+            </w:r>
+          </w:p>
+        </w:tc>
+        <w:tc>
+          <w:tcPr>
+            <w:tcW w:type="dxa" w:w="2736"/>
+            <w:shd w:val="clear" w:color="auto" w:fill="001E60"/>
+          </w:tcPr>
+          <w:p>
+            <w:pPr>
+              <w:spacing w:after="0" w:before="0"/>
+            </w:pPr>
+            <w:r/>
+            <w:r>
+              <w:rPr>
+                <w:b/>
+                <w:i w:val="0"/>
+                <w:color w:val="FFFFFF"/>
+                <w:sz w:val="15"/>
+              </w:rPr>
+              <w:t>Rev 3 carries</w:t>
+            </w:r>
+          </w:p>
+        </w:tc>
+        <w:tc>
+          <w:tcPr>
+            <w:tcW w:type="dxa" w:w="2160"/>
+            <w:shd w:val="clear" w:color="auto" w:fill="001E60"/>
+          </w:tcPr>
+          <w:p>
+            <w:pPr>
+              <w:spacing w:after="0" w:before="0"/>
+            </w:pPr>
+            <w:r/>
+            <w:r>
+              <w:rPr>
+                <w:b/>
+                <w:i w:val="0"/>
+                <w:color w:val="FFFFFF"/>
+                <w:sz w:val="15"/>
+              </w:rPr>
+              <w:t>The function requires</w:t>
+            </w:r>
+          </w:p>
+        </w:tc>
+        <w:tc>
+          <w:tcPr>
+            <w:tcW w:type="dxa" w:w="3024"/>
+            <w:shd w:val="clear" w:color="auto" w:fill="001E60"/>
+          </w:tcPr>
+          <w:p>
+            <w:pPr>
+              <w:spacing w:after="0" w:before="0"/>
+            </w:pPr>
+            <w:r/>
+            <w:r>
+              <w:rPr>
+                <w:b/>
+                <w:i w:val="0"/>
+                <w:color w:val="FFFFFF"/>
+                <w:sz w:val="15"/>
+              </w:rPr>
+              <w:t>Challenge</w:t>
+            </w:r>
+          </w:p>
+        </w:tc>
+        <w:tc>
+          <w:tcPr>
+            <w:tcW w:type="dxa" w:w="1152"/>
+            <w:shd w:val="clear" w:color="auto" w:fill="001E60"/>
+          </w:tcPr>
+          <w:p>
+            <w:pPr>
+              <w:spacing w:after="0" w:before="0"/>
+            </w:pPr>
+            <w:r/>
+            <w:r>
+              <w:rPr>
+                <w:b/>
+                <w:i w:val="0"/>
+                <w:color w:val="FFFFFF"/>
+                <w:sz w:val="15"/>
+              </w:rPr>
+              <w:t>Direct $</w:t>
+            </w:r>
+          </w:p>
+        </w:tc>
+      </w:tr>
+      <w:tr>
+        <w:tc>
+          <w:tcPr>
+            <w:tcW w:type="dxa" w:w="1296"/>
+          </w:tcPr>
+          <w:p>
+            <w:pPr>
+              <w:spacing w:after="0" w:before="0"/>
+            </w:pPr>
+            <w:r/>
+            <w:r>
+              <w:rPr>
+                <w:b w:val="0"/>
+                <w:i w:val="0"/>
+                <w:sz w:val="15"/>
+              </w:rPr>
+              <w:t>A. Battery contract</w:t>
+            </w:r>
+          </w:p>
+        </w:tc>
+        <w:tc>
+          <w:tcPr>
+            <w:tcW w:type="dxa" w:w="2736"/>
+          </w:tcPr>
+          <w:p>
+            <w:pPr>
+              <w:spacing w:after="0" w:before="0"/>
+            </w:pPr>
+            <w:r/>
+            <w:r>
+              <w:rPr>
+                <w:b w:val="0"/>
+                <w:i w:val="0"/>
+                <w:sz w:val="15"/>
+              </w:rPr>
+              <w:t>Nomad fixed price $12.1M (12 Voyager units, 10-yr warranty $0.80M, spares, support, shipping, training) plus $1.13M escalation on the balance</w:t>
+            </w:r>
+          </w:p>
+        </w:tc>
+        <w:tc>
+          <w:tcPr>
+            <w:tcW w:type="dxa" w:w="2160"/>
+          </w:tcPr>
+          <w:p>
+            <w:pPr>
+              <w:spacing w:after="0" w:before="0"/>
+            </w:pPr>
+            <w:r/>
+            <w:r>
+              <w:rPr>
+                <w:b w:val="0"/>
+                <w:i w:val="0"/>
+                <w:sz w:val="15"/>
+              </w:rPr>
+              <w:t>The battery. Price is fixed until Final Acceptance.</w:t>
+            </w:r>
+          </w:p>
+        </w:tc>
+        <w:tc>
+          <w:tcPr>
+            <w:tcW w:type="dxa" w:w="3024"/>
+          </w:tcPr>
+          <w:p>
+            <w:pPr>
+              <w:spacing w:after="0" w:before="0"/>
+            </w:pPr>
+            <w:r/>
+            <w:r>
+              <w:rPr>
+                <w:b w:val="0"/>
+                <w:i w:val="0"/>
+                <w:sz w:val="15"/>
+              </w:rPr>
+              <w:t>Remove the escalation; align Attachment C-2 milestones to the January 2028 delivery; write the tariff and change-in-law clause into the change-order process; treat warranty years 3-10 as a service agreement if Accounting allows</w:t>
+            </w:r>
+          </w:p>
+        </w:tc>
+        <w:tc>
+          <w:tcPr>
+            <w:tcW w:type="dxa" w:w="1152"/>
+          </w:tcPr>
+          <w:p>
+            <w:pPr>
+              <w:spacing w:after="0" w:before="0"/>
+            </w:pPr>
+            <w:r/>
+            <w:r>
+              <w:rPr>
+                <w:b w:val="0"/>
+                <w:i w:val="0"/>
+                <w:sz w:val="15"/>
+              </w:rPr>
+              <w:t>$1.1M</w:t>
+            </w:r>
+          </w:p>
+        </w:tc>
+      </w:tr>
+      <w:tr>
+        <w:tc>
+          <w:tcPr>
+            <w:tcW w:type="dxa" w:w="1296"/>
+            <w:shd w:val="clear" w:color="auto" w:fill="F2F4F8"/>
+          </w:tcPr>
+          <w:p>
+            <w:pPr>
+              <w:spacing w:after="0" w:before="0"/>
+            </w:pPr>
+            <w:r/>
+            <w:r>
+              <w:rPr>
+                <w:b w:val="0"/>
+                <w:i w:val="0"/>
+                <w:sz w:val="15"/>
+              </w:rPr>
+              <w:t>B. Battery installation</w:t>
+            </w:r>
+          </w:p>
+        </w:tc>
+        <w:tc>
+          <w:tcPr>
+            <w:tcW w:type="dxa" w:w="2736"/>
+            <w:shd w:val="clear" w:color="auto" w:fill="F2F4F8"/>
+          </w:tcPr>
+          <w:p>
+            <w:pPr>
+              <w:spacing w:after="0" w:before="0"/>
+            </w:pPr>
+            <w:r/>
+            <w:r>
+              <w:rPr>
+                <w:b w:val="0"/>
+                <w:i w:val="0"/>
+                <w:sz w:val="15"/>
+              </w:rPr>
+              <w:t>5,557 mh of install labor (25% of a 2023 site total), 12 pads, fire suppression $132K, GSU-to-battery conduit and cable</w:t>
+            </w:r>
+          </w:p>
+        </w:tc>
+        <w:tc>
+          <w:tcPr>
+            <w:tcW w:type="dxa" w:w="2160"/>
+            <w:shd w:val="clear" w:color="auto" w:fill="F2F4F8"/>
+          </w:tcPr>
+          <w:p>
+            <w:pPr>
+              <w:spacing w:after="0" w:before="0"/>
+            </w:pPr>
+            <w:r/>
+            <w:r>
+              <w:rPr>
+                <w:b w:val="0"/>
+                <w:i w:val="0"/>
+                <w:sz w:val="15"/>
+              </w:rPr>
+              <w:t>Set, anchor and terminate 12 trailer-mounted units; Nomad supervises (two people, one day per container).</w:t>
+            </w:r>
+          </w:p>
+        </w:tc>
+        <w:tc>
+          <w:tcPr>
+            <w:tcW w:type="dxa" w:w="3024"/>
+            <w:shd w:val="clear" w:color="auto" w:fill="F2F4F8"/>
+          </w:tcPr>
+          <w:p>
+            <w:pPr>
+              <w:spacing w:after="0" w:before="0"/>
+            </w:pPr>
+            <w:r/>
+            <w:r>
+              <w:rPr>
+                <w:b w:val="0"/>
+                <w:i w:val="0"/>
+                <w:sz w:val="15"/>
+              </w:rPr>
+              <w:t>Crew build-up at 200-250 mh per unit (2,400-3,000 mh); confirm whether the Voyager enclosure carries its own suppression before buying $132K of it twice</w:t>
+            </w:r>
+          </w:p>
+        </w:tc>
+        <w:tc>
+          <w:tcPr>
+            <w:tcW w:type="dxa" w:w="1152"/>
+            <w:shd w:val="clear" w:color="auto" w:fill="F2F4F8"/>
+          </w:tcPr>
+          <w:p>
+            <w:pPr>
+              <w:spacing w:after="0" w:before="0"/>
+            </w:pPr>
+            <w:r/>
+            <w:r>
+              <w:rPr>
+                <w:b w:val="0"/>
+                <w:i w:val="0"/>
+                <w:sz w:val="15"/>
+              </w:rPr>
+              <w:t>$0.5 to 0.7M</w:t>
+            </w:r>
+          </w:p>
+        </w:tc>
+      </w:tr>
+      <w:tr>
+        <w:tc>
+          <w:tcPr>
+            <w:tcW w:type="dxa" w:w="1296"/>
+          </w:tcPr>
+          <w:p>
+            <w:pPr>
+              <w:spacing w:after="0" w:before="0"/>
+            </w:pPr>
+            <w:r/>
+            <w:r>
+              <w:rPr>
+                <w:b w:val="0"/>
+                <w:i w:val="0"/>
+                <w:sz w:val="15"/>
+              </w:rPr>
+              <w:t>C. GSUs and auxiliaries</w:t>
+            </w:r>
+          </w:p>
+        </w:tc>
+        <w:tc>
+          <w:tcPr>
+            <w:tcW w:type="dxa" w:w="2736"/>
+          </w:tcPr>
+          <w:p>
+            <w:pPr>
+              <w:spacing w:after="0" w:before="0"/>
+            </w:pPr>
+            <w:r/>
+            <w:r>
+              <w:rPr>
+                <w:b w:val="0"/>
+                <w:i w:val="0"/>
+                <w:sz w:val="15"/>
+              </w:rPr>
+              <w:t>4 x 3 MVA pad-mount GSUs $1,077K furnish (2023 bidder list + 3%/yr) and $363K install (2,098 mh = 524 per unit); comms $355K; AC/DC panels $137K</w:t>
+            </w:r>
+          </w:p>
+        </w:tc>
+        <w:tc>
+          <w:tcPr>
+            <w:tcW w:type="dxa" w:w="2160"/>
+          </w:tcPr>
+          <w:p>
+            <w:pPr>
+              <w:spacing w:after="0" w:before="0"/>
+            </w:pPr>
+            <w:r/>
+            <w:r>
+              <w:rPr>
+                <w:b w:val="0"/>
+                <w:i w:val="0"/>
+                <w:sz w:val="15"/>
+              </w:rPr>
+              <w:t>Step 480 V to 13.8 kV for 10 MW. The count follows the topology: one GSU per feeder connection or one per unit.</w:t>
+            </w:r>
+          </w:p>
+        </w:tc>
+        <w:tc>
+          <w:tcPr>
+            <w:tcW w:type="dxa" w:w="3024"/>
+          </w:tcPr>
+          <w:p>
+            <w:pPr>
+              <w:spacing w:after="0" w:before="0"/>
+            </w:pPr>
+            <w:r/>
+            <w:r>
+              <w:rPr>
+                <w:b w:val="0"/>
+                <w:i w:val="0"/>
+                <w:sz w:val="15"/>
+              </w:rPr>
+              <w:t>Settle the count in writing. The PM's 9 Sep email speaks of twelve GSUs; Rev 3 carries four; Haugland priced the larger count ($632K deduct item). Install at 524 mh per pad-mount is three to four times a normal set; re-quote the transformer with the 2026 lead time (29-70 weeks) in the schedule</w:t>
+            </w:r>
+          </w:p>
+        </w:tc>
+        <w:tc>
+          <w:tcPr>
+            <w:tcW w:type="dxa" w:w="1152"/>
+          </w:tcPr>
+          <w:p>
+            <w:pPr>
+              <w:spacing w:after="0" w:before="0"/>
+            </w:pPr>
+            <w:r/>
+            <w:r>
+              <w:rPr>
+                <w:b w:val="0"/>
+                <w:i w:val="0"/>
+                <w:sz w:val="15"/>
+              </w:rPr>
+              <w:t>$0.2 to 0.2M</w:t>
+            </w:r>
+          </w:p>
+        </w:tc>
+      </w:tr>
+      <w:tr>
+        <w:tc>
+          <w:tcPr>
+            <w:tcW w:type="dxa" w:w="1296"/>
+            <w:shd w:val="clear" w:color="auto" w:fill="F2F4F8"/>
+          </w:tcPr>
+          <w:p>
+            <w:pPr>
+              <w:spacing w:after="0" w:before="0"/>
+            </w:pPr>
+            <w:r/>
+            <w:r>
+              <w:rPr>
+                <w:b w:val="0"/>
+                <w:i w:val="0"/>
+                <w:sz w:val="15"/>
+              </w:rPr>
+              <w:t>C. GSUs (exposure)</w:t>
+            </w:r>
+          </w:p>
+        </w:tc>
+        <w:tc>
+          <w:tcPr>
+            <w:tcW w:type="dxa" w:w="2736"/>
+            <w:shd w:val="clear" w:color="auto" w:fill="F2F4F8"/>
+          </w:tcPr>
+          <w:p>
+            <w:pPr>
+              <w:spacing w:after="0" w:before="0"/>
+            </w:pPr>
+            <w:r/>
+            <w:r>
+              <w:rPr>
+                <w:b w:val="0"/>
+                <w:i w:val="0"/>
+                <w:sz w:val="15"/>
+              </w:rPr>
+              <w:t>Four GSUs</w:t>
+            </w:r>
+          </w:p>
+        </w:tc>
+        <w:tc>
+          <w:tcPr>
+            <w:tcW w:type="dxa" w:w="2160"/>
+            <w:shd w:val="clear" w:color="auto" w:fill="F2F4F8"/>
+          </w:tcPr>
+          <w:p>
+            <w:pPr>
+              <w:spacing w:after="0" w:before="0"/>
+            </w:pPr>
+            <w:r/>
+            <w:r>
+              <w:rPr>
+                <w:b w:val="0"/>
+                <w:i w:val="0"/>
+                <w:sz w:val="15"/>
+              </w:rPr>
+              <w:t>If the topology needs one GSU per Voyager unit, twelve</w:t>
+            </w:r>
+          </w:p>
+        </w:tc>
+        <w:tc>
+          <w:tcPr>
+            <w:tcW w:type="dxa" w:w="3024"/>
+            <w:shd w:val="clear" w:color="auto" w:fill="F2F4F8"/>
+          </w:tcPr>
+          <w:p>
+            <w:pPr>
+              <w:spacing w:after="0" w:before="0"/>
+            </w:pPr>
+            <w:r/>
+            <w:r>
+              <w:rPr>
+                <w:b w:val="0"/>
+                <w:i w:val="0"/>
+                <w:sz w:val="15"/>
+              </w:rPr>
+              <w:t>Eight more 1 MVA-class pad-mounts, foundations and cable</w:t>
+            </w:r>
+          </w:p>
+        </w:tc>
+        <w:tc>
+          <w:tcPr>
+            <w:tcW w:type="dxa" w:w="1152"/>
+            <w:shd w:val="clear" w:color="auto" w:fill="F2F4F8"/>
+          </w:tcPr>
+          <w:p>
+            <w:pPr>
+              <w:spacing w:after="0" w:before="0"/>
+            </w:pPr>
+            <w:r/>
+            <w:r>
+              <w:rPr>
+                <w:b w:val="0"/>
+                <w:i w:val="0"/>
+                <w:sz w:val="15"/>
+              </w:rPr>
+              <w:t>exposure $0.6 to 1.0M</w:t>
+            </w:r>
+          </w:p>
+        </w:tc>
+      </w:tr>
+      <w:tr>
+        <w:tc>
+          <w:tcPr>
+            <w:tcW w:type="dxa" w:w="1296"/>
+          </w:tcPr>
+          <w:p>
+            <w:pPr>
+              <w:spacing w:after="0" w:before="0"/>
+            </w:pPr>
+            <w:r/>
+            <w:r>
+              <w:rPr>
+                <w:b w:val="0"/>
+                <w:i w:val="0"/>
+                <w:sz w:val="15"/>
+              </w:rPr>
+              <w:t>D. Switching station</w:t>
+            </w:r>
+          </w:p>
+        </w:tc>
+        <w:tc>
+          <w:tcPr>
+            <w:tcW w:type="dxa" w:w="2736"/>
+          </w:tcPr>
+          <w:p>
+            <w:pPr>
+              <w:spacing w:after="0" w:before="0"/>
+            </w:pPr>
+            <w:r/>
+            <w:r>
+              <w:rPr>
+                <w:b w:val="0"/>
+                <w:i w:val="0"/>
+                <w:sz w:val="15"/>
+              </w:rPr>
+              <w:t>4 Siemens breaker skids $1,327K furnish (Siemens +/-30% budgetary at $300K each incl. relays, cabinets, DC battery, PTs, disconnects); 8 disconnect switches $238K (1,040 mh); 4 metering transclosures $265K; lighting $313K (1,272 mh); duct bank, 15 kV cable, riser poles, SSVT, grounding</w:t>
+            </w:r>
+          </w:p>
+        </w:tc>
+        <w:tc>
+          <w:tcPr>
+            <w:tcW w:type="dxa" w:w="2160"/>
+          </w:tcPr>
+          <w:p>
+            <w:pPr>
+              <w:spacing w:after="0" w:before="0"/>
+            </w:pPr>
+            <w:r/>
+            <w:r>
+              <w:rPr>
+                <w:b w:val="0"/>
+                <w:i w:val="0"/>
+                <w:sz w:val="15"/>
+              </w:rPr>
+              <w:t>Four feeder connections at 2.5 MW each because a 15 kV-class feeder takes about 9 MVA aggregate (National Grid MA limit; Eversource's not retrieved). Each connection needs a breaker, protection, metering and a tie.</w:t>
+            </w:r>
+          </w:p>
+        </w:tc>
+        <w:tc>
+          <w:tcPr>
+            <w:tcW w:type="dxa" w:w="3024"/>
+          </w:tcPr>
+          <w:p>
+            <w:pPr>
+              <w:spacing w:after="0" w:before="0"/>
+            </w:pPr>
+            <w:r/>
+            <w:r>
+              <w:rPr>
+                <w:b w:val="0"/>
+                <w:i w:val="0"/>
+                <w:sz w:val="15"/>
+              </w:rPr>
+              <w:t>(1) The 8 disconnects and the PT cutouts are on the skids per the project team and are priced again as separate lines: $259K and 1,040 mh. (2) Lighting: 12 HPS luminaires and $200 a foot of direct-bury hookup on an unmanned one-acre pad; LED on the fence line at a third of the cost. (3) Hosting-capacity study: if two feeders can take 5 MW each, two skids, two GSUs and two metering sets go away (savings register B2).</w:t>
+            </w:r>
+          </w:p>
+        </w:tc>
+        <w:tc>
+          <w:tcPr>
+            <w:tcW w:type="dxa" w:w="1152"/>
+          </w:tcPr>
+          <w:p>
+            <w:pPr>
+              <w:spacing w:after="0" w:before="0"/>
+            </w:pPr>
+            <w:r/>
+            <w:r>
+              <w:rPr>
+                <w:b w:val="0"/>
+                <w:i w:val="0"/>
+                <w:sz w:val="15"/>
+              </w:rPr>
+              <w:t>$0.4M</w:t>
+            </w:r>
+          </w:p>
+        </w:tc>
+      </w:tr>
+      <w:tr>
+        <w:tc>
+          <w:tcPr>
+            <w:tcW w:type="dxa" w:w="1296"/>
+            <w:shd w:val="clear" w:color="auto" w:fill="F2F4F8"/>
+          </w:tcPr>
+          <w:p>
+            <w:pPr>
+              <w:spacing w:after="0" w:before="0"/>
+            </w:pPr>
+            <w:r/>
+            <w:r>
+              <w:rPr>
+                <w:b w:val="0"/>
+                <w:i w:val="0"/>
+                <w:sz w:val="15"/>
+              </w:rPr>
+              <w:t>E. Site and civil</w:t>
+            </w:r>
+          </w:p>
+        </w:tc>
+        <w:tc>
+          <w:tcPr>
+            <w:tcW w:type="dxa" w:w="2736"/>
+            <w:shd w:val="clear" w:color="auto" w:fill="F2F4F8"/>
+          </w:tcPr>
+          <w:p>
+            <w:pPr>
+              <w:spacing w:after="0" w:before="0"/>
+            </w:pPr>
+            <w:r/>
+            <w:r>
+              <w:rPr>
+                <w:b w:val="0"/>
+                <w:i w:val="0"/>
+                <w:sz w:val="15"/>
+              </w:rPr>
+              <w:t>Cut and re-place 2,520 CY $456K (2,520 mh); 14-ft retaining wall 280 lf $470K; trap rock 4,900 sy $492K; gravel drive 760 lf $319K; 36 borings $361K; mob/demob $313K</w:t>
+            </w:r>
+          </w:p>
+        </w:tc>
+        <w:tc>
+          <w:tcPr>
+            <w:tcW w:type="dxa" w:w="2160"/>
+            <w:shd w:val="clear" w:color="auto" w:fill="F2F4F8"/>
+          </w:tcPr>
+          <w:p>
+            <w:pPr>
+              <w:spacing w:after="0" w:before="0"/>
+            </w:pPr>
+            <w:r/>
+            <w:r>
+              <w:rPr>
+                <w:b w:val="0"/>
+                <w:i w:val="0"/>
+                <w:sz w:val="15"/>
+              </w:rPr>
+              <w:t>A stable, drained, accessible pad on a capped construction-debris landfill under a MassDEP post-closure permit; the wall, the platform depth and the cut volume are design outcomes of the geotech, not inputs.</w:t>
+            </w:r>
+          </w:p>
+        </w:tc>
+        <w:tc>
+          <w:tcPr>
+            <w:tcW w:type="dxa" w:w="3024"/>
+            <w:shd w:val="clear" w:color="auto" w:fill="F2F4F8"/>
+          </w:tcPr>
+          <w:p>
+            <w:pPr>
+              <w:spacing w:after="0" w:before="0"/>
+            </w:pPr>
+            <w:r/>
+            <w:r>
+              <w:rPr>
+                <w:b w:val="0"/>
+                <w:i w:val="0"/>
+                <w:sz w:val="15"/>
+              </w:rPr>
+              <w:t>Unit rates run two to four times library norms (cut at $181/CY, surfacing $100/sy, drive $420/lf, borings $10K each) on placeholder quantities (2.5-ft platform). No basis is written for either. The reconciliation with Haugland decides which way this layer moves; do not book a deduct before the geotech.</w:t>
+            </w:r>
+          </w:p>
+        </w:tc>
+        <w:tc>
+          <w:tcPr>
+            <w:tcW w:type="dxa" w:w="1152"/>
+            <w:shd w:val="clear" w:color="auto" w:fill="F2F4F8"/>
+          </w:tcPr>
+          <w:p>
+            <w:pPr>
+              <w:spacing w:after="0" w:before="0"/>
+            </w:pPr>
+            <w:r/>
+            <w:r>
+              <w:rPr>
+                <w:b w:val="0"/>
+                <w:i w:val="0"/>
+                <w:sz w:val="15"/>
+              </w:rPr>
+              <w:t>$0.3 to 0.8M</w:t>
+            </w:r>
+          </w:p>
+        </w:tc>
+      </w:tr>
+      <w:tr>
+        <w:tc>
+          <w:tcPr>
+            <w:tcW w:type="dxa" w:w="1296"/>
+          </w:tcPr>
+          <w:p>
+            <w:pPr>
+              <w:spacing w:after="0" w:before="0"/>
+            </w:pPr>
+            <w:r/>
+            <w:r>
+              <w:rPr>
+                <w:b w:val="0"/>
+                <w:i w:val="0"/>
+                <w:sz w:val="15"/>
+              </w:rPr>
+              <w:t>E. Site (exposures)</w:t>
+            </w:r>
+          </w:p>
+        </w:tc>
+        <w:tc>
+          <w:tcPr>
+            <w:tcW w:type="dxa" w:w="2736"/>
+          </w:tcPr>
+          <w:p>
+            <w:pPr>
+              <w:spacing w:after="0" w:before="0"/>
+            </w:pPr>
+            <w:r/>
+            <w:r>
+              <w:rPr>
+                <w:b w:val="0"/>
+                <w:i w:val="0"/>
+                <w:sz w:val="15"/>
+              </w:rPr>
+              <w:t>No sound mitigation, no visual screening or faux facade, no police details beyond $12K of traffic control, no NFPA 855 hazard mitigation analysis line</w:t>
+            </w:r>
+          </w:p>
+        </w:tc>
+        <w:tc>
+          <w:tcPr>
+            <w:tcW w:type="dxa" w:w="2160"/>
+          </w:tcPr>
+          <w:p>
+            <w:pPr>
+              <w:spacing w:after="0" w:before="0"/>
+            </w:pPr>
+            <w:r/>
+            <w:r>
+              <w:rPr>
+                <w:b w:val="0"/>
+                <w:i w:val="0"/>
+                <w:sz w:val="15"/>
+              </w:rPr>
+              <w:t>Constructability review: visual screening 'likely required' and a sound study to come; Boston public-way work; NFPA 855 for a lithium system next to housing</w:t>
+            </w:r>
+          </w:p>
+        </w:tc>
+        <w:tc>
+          <w:tcPr>
+            <w:tcW w:type="dxa" w:w="3024"/>
+          </w:tcPr>
+          <w:p>
+            <w:pPr>
+              <w:spacing w:after="0" w:before="0"/>
+            </w:pPr>
+            <w:r/>
+            <w:r>
+              <w:rPr>
+                <w:b w:val="0"/>
+                <w:i w:val="0"/>
+                <w:sz w:val="15"/>
+              </w:rPr>
+              <w:t>E-23-373 carried $467K of sound mitigation; Rev 3 dropped it and the risk register does not carry it. Screening and a facade were deferred to 'vendor design'. Price them or register them.</w:t>
+            </w:r>
+          </w:p>
+        </w:tc>
+        <w:tc>
+          <w:tcPr>
+            <w:tcW w:type="dxa" w:w="1152"/>
+          </w:tcPr>
+          <w:p>
+            <w:pPr>
+              <w:spacing w:after="0" w:before="0"/>
+            </w:pPr>
+            <w:r/>
+            <w:r>
+              <w:rPr>
+                <w:b w:val="0"/>
+                <w:i w:val="0"/>
+                <w:sz w:val="15"/>
+              </w:rPr>
+              <w:t>exposure $0.6 to 1.2M</w:t>
+            </w:r>
+          </w:p>
+        </w:tc>
+      </w:tr>
+      <w:tr>
+        <w:tc>
+          <w:tcPr>
+            <w:tcW w:type="dxa" w:w="1296"/>
+            <w:shd w:val="clear" w:color="auto" w:fill="F2F4F8"/>
+          </w:tcPr>
+          <w:p>
+            <w:pPr>
+              <w:spacing w:after="0" w:before="0"/>
+            </w:pPr>
+            <w:r/>
+            <w:r>
+              <w:rPr>
+                <w:b w:val="0"/>
+                <w:i w:val="0"/>
+                <w:sz w:val="15"/>
+              </w:rPr>
+              <w:t>F. Station 496 feeder protection</w:t>
+            </w:r>
+          </w:p>
+        </w:tc>
+        <w:tc>
+          <w:tcPr>
+            <w:tcW w:type="dxa" w:w="2736"/>
+            <w:shd w:val="clear" w:color="auto" w:fill="F2F4F8"/>
+          </w:tcPr>
+          <w:p>
+            <w:pPr>
+              <w:spacing w:after="0" w:before="0"/>
+            </w:pPr>
+            <w:r/>
+            <w:r>
+              <w:rPr>
+                <w:b w:val="0"/>
+                <w:i w:val="0"/>
+                <w:sz w:val="15"/>
+              </w:rPr>
+              <w:t>20 relays: hardware $91K; install 6,400 mh $1.23M; test 7,800 mh $1.81M; E&amp;S basis $1.46M; siting application $157K; AFUDC, contingency, risk</w:t>
+            </w:r>
+          </w:p>
+        </w:tc>
+        <w:tc>
+          <w:tcPr>
+            <w:tcW w:type="dxa" w:w="2160"/>
+            <w:shd w:val="clear" w:color="auto" w:fill="F2F4F8"/>
+          </w:tcPr>
+          <w:p>
+            <w:pPr>
+              <w:spacing w:after="0" w:before="0"/>
+            </w:pPr>
+            <w:r/>
+            <w:r>
+              <w:rPr>
+                <w:b w:val="0"/>
+                <w:i w:val="0"/>
+                <w:sz w:val="15"/>
+              </w:rPr>
+              <w:t>Directional protection on the four feeders that will see reverse flow, and coordination at the source station. Whether all 20 relays, the four SEL-735 meters and a siting application are needed for relay work inside an existing fence is the question.</w:t>
+            </w:r>
+          </w:p>
+        </w:tc>
+        <w:tc>
+          <w:tcPr>
+            <w:tcW w:type="dxa" w:w="3024"/>
+            <w:shd w:val="clear" w:color="auto" w:fill="F2F4F8"/>
+          </w:tcPr>
+          <w:p>
+            <w:pPr>
+              <w:spacing w:after="0" w:before="0"/>
+            </w:pPr>
+            <w:r/>
+            <w:r>
+              <w:rPr>
+                <w:b w:val="0"/>
+                <w:i w:val="0"/>
+                <w:sz w:val="15"/>
+              </w:rPr>
+              <w:t>$363K and 710 man-hours per relay. Benchmark against two recent EMA relay-replacement actuals; confirm the SEL-735 are protection; confirm what the $157K siting line is for; price the outage windows explicitly instead of inside the hours.</w:t>
+            </w:r>
+          </w:p>
+        </w:tc>
+        <w:tc>
+          <w:tcPr>
+            <w:tcW w:type="dxa" w:w="1152"/>
+            <w:shd w:val="clear" w:color="auto" w:fill="F2F4F8"/>
+          </w:tcPr>
+          <w:p>
+            <w:pPr>
+              <w:spacing w:after="0" w:before="0"/>
+            </w:pPr>
+            <w:r/>
+            <w:r>
+              <w:rPr>
+                <w:b w:val="0"/>
+                <w:i w:val="0"/>
+                <w:sz w:val="15"/>
+              </w:rPr>
+              <w:t>$1.2 to 1.7M</w:t>
+            </w:r>
+          </w:p>
+        </w:tc>
+      </w:tr>
+      <w:tr>
+        <w:tc>
+          <w:tcPr>
+            <w:tcW w:type="dxa" w:w="1296"/>
+          </w:tcPr>
+          <w:p>
+            <w:pPr>
+              <w:spacing w:after="0" w:before="0"/>
+            </w:pPr>
+            <w:r/>
+            <w:r>
+              <w:rPr>
+                <w:b w:val="0"/>
+                <w:i w:val="0"/>
+                <w:sz w:val="15"/>
+              </w:rPr>
+              <w:t>G. Testing and commissioning</w:t>
+            </w:r>
+          </w:p>
+        </w:tc>
+        <w:tc>
+          <w:tcPr>
+            <w:tcW w:type="dxa" w:w="2736"/>
+          </w:tcPr>
+          <w:p>
+            <w:pPr>
+              <w:spacing w:after="0" w:before="0"/>
+            </w:pPr>
+            <w:r/>
+            <w:r>
+              <w:rPr>
+                <w:b w:val="0"/>
+                <w:i w:val="0"/>
+                <w:sz w:val="15"/>
+              </w:rPr>
+              <w:t>Field test 3,200 mh, LCE 1,600 mh, SCADA 1,650 mh, telecom 120 mh: $1.26M, hours carried from E-23-373</w:t>
+            </w:r>
+          </w:p>
+        </w:tc>
+        <w:tc>
+          <w:tcPr>
+            <w:tcW w:type="dxa" w:w="2160"/>
+          </w:tcPr>
+          <w:p>
+            <w:pPr>
+              <w:spacing w:after="0" w:before="0"/>
+            </w:pPr>
+            <w:r/>
+            <w:r>
+              <w:rPr>
+                <w:b w:val="0"/>
+                <w:i w:val="0"/>
+                <w:sz w:val="15"/>
+              </w:rPr>
+              <w:t>Owner witness and acceptance testing; Nomad commissions its units (contract: $210K support, $246K vendor labor)</w:t>
+            </w:r>
+          </w:p>
+        </w:tc>
+        <w:tc>
+          <w:tcPr>
+            <w:tcW w:type="dxa" w:w="3024"/>
+          </w:tcPr>
+          <w:p>
+            <w:pPr>
+              <w:spacing w:after="0" w:before="0"/>
+            </w:pPr>
+            <w:r/>
+            <w:r>
+              <w:rPr>
+                <w:b w:val="0"/>
+                <w:i w:val="0"/>
+                <w:sz w:val="15"/>
+              </w:rPr>
+              <w:t>Write the split into the test plan; the owner's hours were set in 2023 before the vendor's scope existed</w:t>
+            </w:r>
+          </w:p>
+        </w:tc>
+        <w:tc>
+          <w:tcPr>
+            <w:tcW w:type="dxa" w:w="1152"/>
+          </w:tcPr>
+          <w:p>
+            <w:pPr>
+              <w:spacing w:after="0" w:before="0"/>
+            </w:pPr>
+            <w:r/>
+            <w:r>
+              <w:rPr>
+                <w:b w:val="0"/>
+                <w:i w:val="0"/>
+                <w:sz w:val="15"/>
+              </w:rPr>
+              <w:t>$0.1 to 0.3M</w:t>
+            </w:r>
+          </w:p>
+        </w:tc>
+      </w:tr>
+      <w:tr>
+        <w:tc>
+          <w:tcPr>
+            <w:tcW w:type="dxa" w:w="1296"/>
+            <w:shd w:val="clear" w:color="auto" w:fill="F2F4F8"/>
+          </w:tcPr>
+          <w:p>
+            <w:pPr>
+              <w:spacing w:after="0" w:before="0"/>
+            </w:pPr>
+            <w:r/>
+            <w:r>
+              <w:rPr>
+                <w:b w:val="0"/>
+                <w:i w:val="0"/>
+                <w:sz w:val="15"/>
+              </w:rPr>
+              <w:t>H. Owner soft costs</w:t>
+            </w:r>
+          </w:p>
+        </w:tc>
+        <w:tc>
+          <w:tcPr>
+            <w:tcW w:type="dxa" w:w="2736"/>
+            <w:shd w:val="clear" w:color="auto" w:fill="F2F4F8"/>
+          </w:tcPr>
+          <w:p>
+            <w:pPr>
+              <w:spacing w:after="0" w:before="0"/>
+            </w:pPr>
+            <w:r/>
+            <w:r>
+              <w:rPr>
+                <w:b w:val="0"/>
+                <w:i w:val="0"/>
+                <w:sz w:val="15"/>
+              </w:rPr>
+              <w:t>Siting external $1,052K plus internal and actuals; PM (contractor and Eversource, three lines plus actuals) $1.30M; CM $356K; engineering $501K contractor plus actuals; outreach, environmental, legal</w:t>
+            </w:r>
+          </w:p>
+        </w:tc>
+        <w:tc>
+          <w:tcPr>
+            <w:tcW w:type="dxa" w:w="2160"/>
+            <w:shd w:val="clear" w:color="auto" w:fill="F2F4F8"/>
+          </w:tcPr>
+          <w:p>
+            <w:pPr>
+              <w:spacing w:after="0" w:before="0"/>
+            </w:pPr>
+            <w:r/>
+            <w:r>
+              <w:rPr>
+                <w:b w:val="0"/>
+                <w:i w:val="0"/>
+                <w:sz w:val="15"/>
+              </w:rPr>
+              <w:t>Article 80 Small Project Review and a ZBA conditional use permit; a PM and a CM for the construction window; 30%-to-IFC engineering</w:t>
+            </w:r>
+          </w:p>
+        </w:tc>
+        <w:tc>
+          <w:tcPr>
+            <w:tcW w:type="dxa" w:w="3024"/>
+            <w:shd w:val="clear" w:color="auto" w:fill="F2F4F8"/>
+          </w:tcPr>
+          <w:p>
+            <w:pPr>
+              <w:spacing w:after="0" w:before="0"/>
+            </w:pPr>
+            <w:r/>
+            <w:r>
+              <w:rPr>
+                <w:b w:val="0"/>
+                <w:i w:val="0"/>
+                <w:sz w:val="15"/>
+              </w:rPr>
+              <w:t>Siting at $1,052K external is two to three times a typical Article 80 small-project budget; ask counsel for the task budget. PM hours are duration-driven: every month of siting slip adds about $0.4M across PM, AFUDC and indirects, so the float target on the ZBA chain is the lever, not the rate.</w:t>
+            </w:r>
+          </w:p>
+        </w:tc>
+        <w:tc>
+          <w:tcPr>
+            <w:tcW w:type="dxa" w:w="1152"/>
+            <w:shd w:val="clear" w:color="auto" w:fill="F2F4F8"/>
+          </w:tcPr>
+          <w:p>
+            <w:pPr>
+              <w:spacing w:after="0" w:before="0"/>
+            </w:pPr>
+            <w:r/>
+            <w:r>
+              <w:rPr>
+                <w:b w:val="0"/>
+                <w:i w:val="0"/>
+                <w:sz w:val="15"/>
+              </w:rPr>
+              <w:t>$0.2 to 0.4M</w:t>
+            </w:r>
+          </w:p>
+        </w:tc>
+      </w:tr>
+      <w:tr>
+        <w:tc>
+          <w:tcPr>
+            <w:tcW w:type="dxa" w:w="1296"/>
+          </w:tcPr>
+          <w:p>
+            <w:pPr>
+              <w:spacing w:after="0" w:before="0"/>
+            </w:pPr>
+            <w:r/>
+            <w:r>
+              <w:rPr>
+                <w:b w:val="0"/>
+                <w:i w:val="0"/>
+                <w:sz w:val="15"/>
+              </w:rPr>
+              <w:t>J. Risk register</w:t>
+            </w:r>
+          </w:p>
+        </w:tc>
+        <w:tc>
+          <w:tcPr>
+            <w:tcW w:type="dxa" w:w="2736"/>
+          </w:tcPr>
+          <w:p>
+            <w:pPr>
+              <w:spacing w:after="0" w:before="0"/>
+            </w:pPr>
+            <w:r/>
+            <w:r>
+              <w:rPr>
+                <w:b w:val="0"/>
+                <w:i w:val="0"/>
+                <w:sz w:val="15"/>
+              </w:rPr>
+              <w:t>$5.3M Sta 360 + $0.77M Sta 496: material $1.0M, labor $0.8M, design changes $0.8M, UG obstructions $0.45M, environmental, P&amp;C and station engineering $0.3M each, soil, weather, outreach, siting, BAR deductibles</w:t>
+            </w:r>
+          </w:p>
+        </w:tc>
+        <w:tc>
+          <w:tcPr>
+            <w:tcW w:type="dxa" w:w="2160"/>
+          </w:tcPr>
+          <w:p>
+            <w:pPr>
+              <w:spacing w:after="0" w:before="0"/>
+            </w:pPr>
+            <w:r/>
+            <w:r>
+              <w:rPr>
+                <w:b w:val="0"/>
+                <w:i w:val="0"/>
+                <w:sz w:val="15"/>
+              </w:rPr>
+              <w:t>Risks that the directs and contingency do not already fund</w:t>
+            </w:r>
+          </w:p>
+        </w:tc>
+        <w:tc>
+          <w:tcPr>
+            <w:tcW w:type="dxa" w:w="3024"/>
+          </w:tcPr>
+          <w:p>
+            <w:pPr>
+              <w:spacing w:after="0" w:before="0"/>
+            </w:pPr>
+            <w:r/>
+            <w:r>
+              <w:rPr>
+                <w:b w:val="0"/>
+                <w:i w:val="0"/>
+                <w:sz w:val="15"/>
+              </w:rPr>
+              <w:t>Labor-cost and material-cost lines restate escalation (savings register A2); design-change lines overlap the 17.9% contingency; sound mitigation and screening are the risks that are missing</w:t>
+            </w:r>
+          </w:p>
+        </w:tc>
+        <w:tc>
+          <w:tcPr>
+            <w:tcW w:type="dxa" w:w="1152"/>
+          </w:tcPr>
+          <w:p>
+            <w:pPr>
+              <w:spacing w:after="0" w:before="0"/>
+            </w:pPr>
+            <w:r/>
+            <w:r>
+              <w:rPr>
+                <w:b w:val="0"/>
+                <w:i w:val="0"/>
+                <w:sz w:val="15"/>
+              </w:rPr>
+              <w:t>$1.3 to 1.8M</w:t>
+            </w:r>
+          </w:p>
+        </w:tc>
+      </w:tr>
+      <w:tr>
+        <w:tc>
+          <w:tcPr>
+            <w:tcW w:type="dxa" w:w="1296"/>
+            <w:shd w:val="clear" w:color="auto" w:fill="F2F4F8"/>
+          </w:tcPr>
+          <w:p>
+            <w:pPr>
+              <w:spacing w:after="0" w:before="0"/>
+            </w:pPr>
+            <w:r/>
+            <w:r>
+              <w:rPr>
+                <w:b w:val="0"/>
+                <w:i w:val="0"/>
+                <w:sz w:val="15"/>
+              </w:rPr>
+              <w:t>L. Indirects</w:t>
+            </w:r>
+          </w:p>
+        </w:tc>
+        <w:tc>
+          <w:tcPr>
+            <w:tcW w:type="dxa" w:w="2736"/>
+            <w:shd w:val="clear" w:color="auto" w:fill="F2F4F8"/>
+          </w:tcPr>
+          <w:p>
+            <w:pPr>
+              <w:spacing w:after="0" w:before="0"/>
+            </w:pPr>
+            <w:r/>
+            <w:r>
+              <w:rPr>
+                <w:b w:val="0"/>
+                <w:i w:val="0"/>
+                <w:sz w:val="15"/>
+              </w:rPr>
+              <w:t>$8.06M: E&amp;S station basis $4.79M (16% of directs, applied to the vendor contract), general services, MDEC, vehicles, non-productive, AS&amp;E, payroll</w:t>
+            </w:r>
+          </w:p>
+        </w:tc>
+        <w:tc>
+          <w:tcPr>
+            <w:tcW w:type="dxa" w:w="2160"/>
+            <w:shd w:val="clear" w:color="auto" w:fill="F2F4F8"/>
+          </w:tcPr>
+          <w:p>
+            <w:pPr>
+              <w:spacing w:after="0" w:before="0"/>
+            </w:pPr>
+            <w:r/>
+            <w:r>
+              <w:rPr>
+                <w:b w:val="0"/>
+                <w:i w:val="0"/>
+                <w:sz w:val="15"/>
+              </w:rPr>
+              <w:t>Template basis rates</w:t>
+            </w:r>
+          </w:p>
+        </w:tc>
+        <w:tc>
+          <w:tcPr>
+            <w:tcW w:type="dxa" w:w="3024"/>
+            <w:shd w:val="clear" w:color="auto" w:fill="F2F4F8"/>
+          </w:tcPr>
+          <w:p>
+            <w:pPr>
+              <w:spacing w:after="0" w:before="0"/>
+            </w:pPr>
+            <w:r/>
+            <w:r>
+              <w:rPr>
+                <w:b w:val="0"/>
+                <w:i w:val="0"/>
+                <w:sz w:val="15"/>
+              </w:rPr>
+              <w:t>Whether the E&amp;S basis should load a vendor-furnished, vendor-commissioned contract is a policy question (savings register A4, up to $2.1M); it is the single largest line nobody on the project can change</w:t>
+            </w:r>
+          </w:p>
+        </w:tc>
+        <w:tc>
+          <w:tcPr>
+            <w:tcW w:type="dxa" w:w="1152"/>
+            <w:shd w:val="clear" w:color="auto" w:fill="F2F4F8"/>
+          </w:tcPr>
+          <w:p>
+            <w:pPr>
+              <w:spacing w:after="0" w:before="0"/>
+            </w:pPr>
+            <w:r/>
+            <w:r>
+              <w:rPr>
+                <w:b w:val="0"/>
+                <w:i w:val="0"/>
+                <w:sz w:val="15"/>
+              </w:rPr>
+              <w:t>$1.0 to 2.1M</w:t>
+            </w:r>
+          </w:p>
+        </w:tc>
+      </w:tr>
+      <w:tr>
+        <w:tc>
+          <w:tcPr>
+            <w:tcW w:type="dxa" w:w="1296"/>
+          </w:tcPr>
+          <w:p>
+            <w:pPr>
+              <w:spacing w:after="0" w:before="0"/>
+            </w:pPr>
+            <w:r/>
+            <w:r>
+              <w:rPr>
+                <w:b w:val="0"/>
+                <w:i w:val="0"/>
+                <w:sz w:val="15"/>
+              </w:rPr>
+              <w:t>M. AFUDC</w:t>
+            </w:r>
+          </w:p>
+        </w:tc>
+        <w:tc>
+          <w:tcPr>
+            <w:tcW w:type="dxa" w:w="2736"/>
+          </w:tcPr>
+          <w:p>
+            <w:pPr>
+              <w:spacing w:after="0" w:before="0"/>
+            </w:pPr>
+            <w:r/>
+            <w:r>
+              <w:rPr>
+                <w:b w:val="0"/>
+                <w:i w:val="0"/>
+                <w:sz w:val="15"/>
+              </w:rPr>
+              <w:t>$5.0M over a seven-year development window</w:t>
+            </w:r>
+          </w:p>
+        </w:tc>
+        <w:tc>
+          <w:tcPr>
+            <w:tcW w:type="dxa" w:w="2160"/>
+          </w:tcPr>
+          <w:p>
+            <w:pPr>
+              <w:spacing w:after="0" w:before="0"/>
+            </w:pPr>
+            <w:r/>
+            <w:r>
+              <w:rPr>
+                <w:b w:val="0"/>
+                <w:i w:val="0"/>
+                <w:sz w:val="15"/>
+              </w:rPr>
+              <w:t>Capitalized carrying cost on CWIP</w:t>
+            </w:r>
+          </w:p>
+        </w:tc>
+        <w:tc>
+          <w:tcPr>
+            <w:tcW w:type="dxa" w:w="3024"/>
+          </w:tcPr>
+          <w:p>
+            <w:pPr>
+              <w:spacing w:after="0" w:before="0"/>
+            </w:pPr>
+            <w:r/>
+            <w:r>
+              <w:rPr>
+                <w:b w:val="0"/>
+                <w:i w:val="0"/>
+                <w:sz w:val="15"/>
+              </w:rPr>
+              <w:t>Pay the battery at delivery, not a year ahead (C3); protect the siting float; every month costs about $0.4M all-in</w:t>
+            </w:r>
+          </w:p>
+        </w:tc>
+        <w:tc>
+          <w:tcPr>
+            <w:tcW w:type="dxa" w:w="1152"/>
+          </w:tcPr>
+          <w:p>
+            <w:pPr>
+              <w:spacing w:after="0" w:before="0"/>
+            </w:pPr>
+            <w:r/>
+            <w:r>
+              <w:rPr>
+                <w:b w:val="0"/>
+                <w:i w:val="0"/>
+                <w:sz w:val="15"/>
+              </w:rPr>
+              <w:t>$0.3 to 0.7M</w:t>
+            </w:r>
+          </w:p>
+        </w:tc>
+      </w:tr>
+    </w:tbl>
+    <w:p>
+      <w:pPr>
+        <w:spacing w:after="40"/>
+      </w:pPr>
     </w:p>
     <w:sectPr>
       <w:footerReference w:type="default" r:id="rId9"/>

--- a/Hyde Park BESS/6) Cost Analysis Deliverables/Hyde Park BESS - Basis of Estimate (Rev 3).docx
+++ b/Hyde Park BESS/6) Cost Analysis Deliverables/Hyde Park BESS - Basis of Estimate (Rev 3).docx
@@ -7347,6 +7347,18 @@
           <w:i w:val="0"/>
         </w:rPr>
         <w:t>Overlap with escalation (savings register A2, 3 October 2026). Two register lines describe escalation rather than risk: 'labor costs impact: salaries increase yearly' ($800,000 Sta 360, $220,000 Sta 496) and 'material costs impact' ($1,000,000 and $300,000), while the directs already carry $2,948,100 of escalation at the template rate. Re-worded as a labor-shortage risk and a tariff allowance sized on the $3.69 million of non-battery material, the two lines fall by $1.3 to 1.8M. The reduction is not booked here; it is a decision for the lead review.</w:t>
+      </w:r>
+    </w:p>
+    <w:p>
+      <w:pPr>
+        <w:spacing w:after="120"/>
+      </w:pPr>
+      <w:r>
+        <w:rPr>
+          <w:b w:val="0"/>
+          <w:i w:val="0"/>
+        </w:rPr>
+        <w:t>Integrated simulation (5 October 2026; deck slides 34 to 36). With the estimate-accuracy ranges, the unpriced exposures, the savings levers at assessed odds and the schedule model run together over 20,000 trials and measured against the $57.2M approval level, the reserve covers the outcome in 29% of trials if no lever is pursued and 71% if they are worked; the Haugland reconciliation carries most of the variance, which is why the reserve question cannot be settled until that reconciliation closes. Median schedule slip 5 months, P80 9, at about $0.37M per month.</w:t>
       </w:r>
     </w:p>
     <w:p>

--- a/Hyde Park BESS/6) Cost Analysis Deliverables/Hyde Park BESS - Basis of Estimate (Rev 3).docx
+++ b/Hyde Park BESS/6) Cost Analysis Deliverables/Hyde Park BESS - Basis of Estimate (Rev 3).docx
@@ -7358,7 +7358,7 @@
           <w:b w:val="0"/>
           <w:i w:val="0"/>
         </w:rPr>
-        <w:t>Integrated simulation (5 October 2026; deck slides 34 to 36). With the estimate-accuracy ranges, the unpriced exposures, the savings levers at assessed odds and the schedule model run together over 20,000 trials and measured against the $57.2M approval level, the reserve covers the outcome in 29% of trials if no lever is pursued and 71% if they are worked; the Haugland reconciliation carries most of the variance, which is why the reserve question cannot be settled until that reconciliation closes. Median schedule slip 5 months, P80 9, at about $0.37M per month.</w:t>
+        <w:t>Integrated simulation (5 October 2026; deck slides 34 to 36). With the estimate-accuracy ranges, the unpriced exposures, the savings levers at assessed odds and the schedule model run together over 20,000 trials and measured against the $57.2M approval level, the reserve covers the outcome in 30% of trials if no lever is pursued and 86% if they are worked; the Haugland reconciliation carries most of the variance, which is why the reserve question cannot be settled until that reconciliation closes. Median schedule slip 5 months, P80 9, at about $0.37M per month.</w:t>
       </w:r>
     </w:p>
     <w:p>
@@ -7582,10 +7582,10 @@
         <w:rPr>
           <w:b/>
         </w:rPr>
-        <w:t xml:space="preserve">Station 496 unit rate. </w:t>
+        <w:t xml:space="preserve">Station 496 scope. </w:t>
       </w:r>
       <w:r>
-        <w:t>$362,700 per relay at approval level, with $1.81M of testing and $1.39M of construction labor on a 20-relay swap. Compare to two recent EMA feeder relay-replacement actuals before full funding; if the rate reflects transfer-trip and outage-window complexity, write that basis down.</w:t>
+        <w:t>Engineering proposes (5 October 2026) to remove the 20-relay program and install only the RTU, the RTAC/Axion and the dark-fiber transfer trip, which the Rev 2 clarifications name but do not price. Net $6.1 to 6.6M after an allowance of $300K to $550K direct ($0.7 to 1.1M at the Station 496 loader of 1.86). Conditions before it enters the estimate: a protection-basis memo signed by System Protection that the existing SEL-551 and REF610 relays meet the DER interconnection requirement with the transfer trip; a priced RTU/RTAC scope; and, if the legacy relays are an asset-condition replacement, a transfer to that program rather than a saving. Until then Rev 3 stands at $7,253,100.</w:t>
       </w:r>
     </w:p>
     <w:p>
@@ -7755,7 +7755,7 @@
           <w:b w:val="0"/>
           <w:i w:val="0"/>
         </w:rPr>
-        <w:t>At leadership's request the Rev 3 scope was challenged layer by layer against what the function requires (companion deck slides 30 to 33; whitepaper section 8.1). Reductions that survive the challenge total $6.7 to 10.3M direct ($8.5 to 12.9M loaded); exposures the estimate does not carry total $1.2 to 2.2M direct. Three numbers follow: Rev 3 as estimated $57.2M; contained by decisions alone $50.7 to 52.6M; re-scoped after every study closes $42.4 to 47.3M; and the honest planning range once the exposures and the Haugland reconciliation are added back, $48.1 to 58.5M. The containment plan sets a station-direct design-to-cost target at the reference-class 75th percentile and a loaded target of $50M at the IFC gate, with a change control board, monthly trend reporting and competitive lump-sum pricing of the station, civil and installation scope before construction pricing.</w:t>
+        <w:t>At leadership's request the Rev 3 scope was challenged layer by layer against what the function requires (companion deck slides 30 to 33; whitepaper section 8.1). Reductions that survive the challenge total $11.6 to 15.2M direct ($12.9 to 17.1M loaded); exposures the estimate does not carry total $1.4 to 2.7M direct. Three numbers follow: Rev 3 as estimated $57.2M; contained by decisions alone $50.7 to 52.6M; re-scoped after every study closes $38.5 to 42.9M; and the honest planning range once the exposures and the Haugland reconciliation are added back, $44.5 to 54.8M. The containment plan sets a station-direct design-to-cost target at the reference-class 75th percentile and a loaded target of $50M at the IFC gate, with a change control board, monthly trend reporting and competitive lump-sum pricing of the station, civil and installation scope before construction pricing.</w:t>
       </w:r>
     </w:p>
     <w:tbl>
@@ -8392,7 +8392,7 @@
                 <w:i w:val="0"/>
                 <w:sz w:val="15"/>
               </w:rPr>
-              <w:t>E. Site and civil</w:t>
+              <w:t>D. Two feeders (exposure)</w:t>
             </w:r>
           </w:p>
         </w:tc>
@@ -8412,7 +8412,7 @@
                 <w:i w:val="0"/>
                 <w:sz w:val="15"/>
               </w:rPr>
-              <w:t>Cut and re-place 2,520 CY $456K (2,520 mh); 14-ft retaining wall 280 lf $470K; trap rock 4,900 sy $492K; gravel drive 760 lf $319K; 36 borings $361K; mob/demob $313K</w:t>
+              <w:t>Four feeder connections at 2.5 MW each</w:t>
             </w:r>
           </w:p>
         </w:tc>
@@ -8432,7 +8432,7 @@
                 <w:i w:val="0"/>
                 <w:sz w:val="15"/>
               </w:rPr>
-              <w:t>A stable, drained, accessible pad on a capped construction-debris landfill under a MassDEP post-closure permit; the wall, the platform depth and the cut volume are design outcomes of the geotech, not inputs.</w:t>
+              <w:t>If two feeders carry 5 MW each: voltage regulation and protection coordination on those feeders, and one feeder outage strands 5 MW rather than 2.5 MW</w:t>
             </w:r>
           </w:p>
         </w:tc>
@@ -8452,7 +8452,7 @@
                 <w:i w:val="0"/>
                 <w:sz w:val="15"/>
               </w:rPr>
-              <w:t>Unit rates run two to four times library norms (cut at $181/CY, surfacing $100/sy, drive $420/lf, borings $10K each) on placeholder quantities (2.5-ft platform). No basis is written for either. The reconciliation with Haugland decides which way this layer moves; do not book a deduct before the geotech.</w:t>
+              <w:t>The hosting-capacity study may require voltage mitigation or regulator settings on the two feeders; System Planning has to accept the N-1 position for the Hyde Park load pocket in writing</w:t>
             </w:r>
           </w:p>
         </w:tc>
@@ -8472,7 +8472,7 @@
                 <w:i w:val="0"/>
                 <w:sz w:val="15"/>
               </w:rPr>
-              <w:t>$0.3 to 0.8M</w:t>
+              <w:t>exposure $0.2 to 0.5M</w:t>
             </w:r>
           </w:p>
         </w:tc>
@@ -8493,7 +8493,7 @@
                 <w:i w:val="0"/>
                 <w:sz w:val="15"/>
               </w:rPr>
-              <w:t>E. Site (exposures)</w:t>
+              <w:t>E. Site and civil</w:t>
             </w:r>
           </w:p>
         </w:tc>
@@ -8512,7 +8512,7 @@
                 <w:i w:val="0"/>
                 <w:sz w:val="15"/>
               </w:rPr>
-              <w:t>No sound mitigation, no visual screening or faux facade, no police details beyond $12K of traffic control, no NFPA 855 hazard mitigation analysis line</w:t>
+              <w:t>Cut and re-place 2,520 CY $456K (2,520 mh); 14-ft retaining wall 280 lf $470K; trap rock 4,900 sy $492K; gravel drive 760 lf $319K; 36 borings $361K; mob/demob $313K</w:t>
             </w:r>
           </w:p>
         </w:tc>
@@ -8531,7 +8531,7 @@
                 <w:i w:val="0"/>
                 <w:sz w:val="15"/>
               </w:rPr>
-              <w:t>Constructability review: visual screening 'likely required' and a sound study to come; Boston public-way work; NFPA 855 for a lithium system next to housing</w:t>
+              <w:t>A stable, drained, accessible pad on a capped construction-debris landfill under a MassDEP post-closure permit; the wall, the platform depth and the cut volume are design outcomes of the geotech, not inputs.</w:t>
             </w:r>
           </w:p>
         </w:tc>
@@ -8550,7 +8550,7 @@
                 <w:i w:val="0"/>
                 <w:sz w:val="15"/>
               </w:rPr>
-              <w:t>E-23-373 carried $467K of sound mitigation; Rev 3 dropped it and the risk register does not carry it. Screening and a facade were deferred to 'vendor design'. Price them or register them.</w:t>
+              <w:t>Unit rates run two to four times library norms (cut at $181/CY, surfacing $100/sy, drive $420/lf, borings $10K each) on placeholder quantities (2.5-ft platform). No basis is written for either. The reconciliation with Haugland decides which way this layer moves; do not book a deduct before the geotech.</w:t>
             </w:r>
           </w:p>
         </w:tc>
@@ -8569,7 +8569,7 @@
                 <w:i w:val="0"/>
                 <w:sz w:val="15"/>
               </w:rPr>
-              <w:t>exposure $0.6 to 1.2M</w:t>
+              <w:t>$0.3 to 0.8M</w:t>
             </w:r>
           </w:p>
         </w:tc>
@@ -8591,7 +8591,7 @@
                 <w:i w:val="0"/>
                 <w:sz w:val="15"/>
               </w:rPr>
-              <w:t>F. Station 496 feeder protection</w:t>
+              <w:t>E. Site (exposures)</w:t>
             </w:r>
           </w:p>
         </w:tc>
@@ -8611,7 +8611,7 @@
                 <w:i w:val="0"/>
                 <w:sz w:val="15"/>
               </w:rPr>
-              <w:t>20 relays: hardware $91K; install 6,400 mh $1.23M; test 7,800 mh $1.81M; E&amp;S basis $1.46M; siting application $157K; AFUDC, contingency, risk</w:t>
+              <w:t>No sound mitigation, no visual screening or faux facade, no police details beyond $12K of traffic control, no NFPA 855 hazard mitigation analysis line</w:t>
             </w:r>
           </w:p>
         </w:tc>
@@ -8631,7 +8631,7 @@
                 <w:i w:val="0"/>
                 <w:sz w:val="15"/>
               </w:rPr>
-              <w:t>Directional protection on the four feeders that will see reverse flow, and coordination at the source station. Whether all 20 relays, the four SEL-735 meters and a siting application are needed for relay work inside an existing fence is the question.</w:t>
+              <w:t>Constructability review: visual screening 'likely required' and a sound study to come; Boston public-way work; NFPA 855 for a lithium system next to housing</w:t>
             </w:r>
           </w:p>
         </w:tc>
@@ -8651,7 +8651,7 @@
                 <w:i w:val="0"/>
                 <w:sz w:val="15"/>
               </w:rPr>
-              <w:t>$363K and 710 man-hours per relay. Benchmark against two recent EMA relay-replacement actuals; confirm the SEL-735 are protection; confirm what the $157K siting line is for; price the outage windows explicitly instead of inside the hours.</w:t>
+              <w:t>E-23-373 carried $467K of sound mitigation; Rev 3 dropped it and the risk register does not carry it. Screening and a facade were deferred to 'vendor design'. Price them or register them.</w:t>
             </w:r>
           </w:p>
         </w:tc>
@@ -8671,7 +8671,7 @@
                 <w:i w:val="0"/>
                 <w:sz w:val="15"/>
               </w:rPr>
-              <w:t>$1.2 to 1.7M</w:t>
+              <w:t>exposure $0.6 to 1.2M</w:t>
             </w:r>
           </w:p>
         </w:tc>
@@ -8692,7 +8692,7 @@
                 <w:i w:val="0"/>
                 <w:sz w:val="15"/>
               </w:rPr>
-              <w:t>G. Testing and commissioning</w:t>
+              <w:t>F. Station 496 feeder protection</w:t>
             </w:r>
           </w:p>
         </w:tc>
@@ -8711,7 +8711,7 @@
                 <w:i w:val="0"/>
                 <w:sz w:val="15"/>
               </w:rPr>
-              <w:t>Field test 3,200 mh, LCE 1,600 mh, SCADA 1,650 mh, telecom 120 mh: $1.26M, hours carried from E-23-373</w:t>
+              <w:t>20 relays: hardware $91K; install 6,400 mh $1.23M; test 7,800 mh $1.81M; E&amp;S basis $1.46M; siting application $157K; AFUDC, contingency, risk. No line for the RTU, the RTAC/Axion or the transfer trip that the Rev 2 clarifications name.</w:t>
             </w:r>
           </w:p>
         </w:tc>
@@ -8730,7 +8730,7 @@
                 <w:i w:val="0"/>
                 <w:sz w:val="15"/>
               </w:rPr>
-              <w:t>Owner witness and acceptance testing; Nomad commissions its units (contract: $210K support, $246K vendor labor)</w:t>
+              <w:t>A transfer trip from the Station 496 feeder breakers to the BESS over the dedicated dark fiber, SCADA points at 496, and feeder protection that tolerates the inverter-based injection on each feeder. Whether that needs 20 new relays, or the existing SEL-551 and REF610 relays with an RTAC, is the protection-basis question.</w:t>
             </w:r>
           </w:p>
         </w:tc>
@@ -8749,7 +8749,7 @@
                 <w:i w:val="0"/>
                 <w:sz w:val="15"/>
               </w:rPr>
-              <w:t>Write the split into the test plan; the owner's hours were set in 2023 before the vendor's scope existed</w:t>
+              <w:t>Engineering proposal (5 Oct 2026): remove the relay program; install the RTU, RTAC and transfer trip only. Net $6.1M to $6.6M after a $0.30M to $0.55M direct allowance ($0.67M to $1.14M at the 496 loader) for the scope Rev 2 names but does not price. Needs a protection-basis memo signed by System Protection; if the legacy relays are an asset-condition replacement, the cost transfers to that program and is not a saving to customers.</w:t>
             </w:r>
           </w:p>
         </w:tc>
@@ -8768,7 +8768,7 @@
                 <w:i w:val="0"/>
                 <w:sz w:val="15"/>
               </w:rPr>
-              <w:t>$0.1 to 0.3M</w:t>
+              <w:t>$6.1 to 6.6M</w:t>
             </w:r>
           </w:p>
         </w:tc>
@@ -8790,7 +8790,7 @@
                 <w:i w:val="0"/>
                 <w:sz w:val="15"/>
               </w:rPr>
-              <w:t>H. Owner soft costs</w:t>
+              <w:t>G. Testing and commissioning</w:t>
             </w:r>
           </w:p>
         </w:tc>
@@ -8810,7 +8810,7 @@
                 <w:i w:val="0"/>
                 <w:sz w:val="15"/>
               </w:rPr>
-              <w:t>Siting external $1,052K plus internal and actuals; PM (contractor and Eversource, three lines plus actuals) $1.30M; CM $356K; engineering $501K contractor plus actuals; outreach, environmental, legal</w:t>
+              <w:t>Field test 3,200 mh, LCE 1,600 mh, SCADA 1,650 mh, telecom 120 mh: $1.26M, hours carried from E-23-373</w:t>
             </w:r>
           </w:p>
         </w:tc>
@@ -8830,7 +8830,7 @@
                 <w:i w:val="0"/>
                 <w:sz w:val="15"/>
               </w:rPr>
-              <w:t>Article 80 Small Project Review and a ZBA conditional use permit; a PM and a CM for the construction window; 30%-to-IFC engineering</w:t>
+              <w:t>Owner witness and acceptance testing; Nomad commissions its units (contract: $210K support, $246K vendor labor)</w:t>
             </w:r>
           </w:p>
         </w:tc>
@@ -8850,7 +8850,7 @@
                 <w:i w:val="0"/>
                 <w:sz w:val="15"/>
               </w:rPr>
-              <w:t>Siting at $1,052K external is two to three times a typical Article 80 small-project budget; ask counsel for the task budget. PM hours are duration-driven: every month of siting slip adds about $0.4M across PM, AFUDC and indirects, so the float target on the ZBA chain is the lever, not the rate.</w:t>
+              <w:t>Write the split into the test plan; the owner's hours were set in 2023 before the vendor's scope existed</w:t>
             </w:r>
           </w:p>
         </w:tc>
@@ -8870,7 +8870,7 @@
                 <w:i w:val="0"/>
                 <w:sz w:val="15"/>
               </w:rPr>
-              <w:t>$0.2 to 0.4M</w:t>
+              <w:t>$0.1 to 0.3M</w:t>
             </w:r>
           </w:p>
         </w:tc>
@@ -8891,7 +8891,7 @@
                 <w:i w:val="0"/>
                 <w:sz w:val="15"/>
               </w:rPr>
-              <w:t>J. Risk register</w:t>
+              <w:t>H. Owner soft costs</w:t>
             </w:r>
           </w:p>
         </w:tc>
@@ -8910,7 +8910,7 @@
                 <w:i w:val="0"/>
                 <w:sz w:val="15"/>
               </w:rPr>
-              <w:t>$5.3M Sta 360 + $0.77M Sta 496: material $1.0M, labor $0.8M, design changes $0.8M, UG obstructions $0.45M, environmental, P&amp;C and station engineering $0.3M each, soil, weather, outreach, siting, BAR deductibles</w:t>
+              <w:t>Siting external $1,052K plus internal and actuals; PM (contractor and Eversource, three lines plus actuals) $1.30M; CM $356K; engineering $501K contractor plus actuals; outreach, environmental, legal</w:t>
             </w:r>
           </w:p>
         </w:tc>
@@ -8929,7 +8929,7 @@
                 <w:i w:val="0"/>
                 <w:sz w:val="15"/>
               </w:rPr>
-              <w:t>Risks that the directs and contingency do not already fund</w:t>
+              <w:t>Article 80 Small Project Review and a ZBA conditional use permit; a PM and a CM for the construction window; 30%-to-IFC engineering</w:t>
             </w:r>
           </w:p>
         </w:tc>
@@ -8948,7 +8948,7 @@
                 <w:i w:val="0"/>
                 <w:sz w:val="15"/>
               </w:rPr>
-              <w:t>Labor-cost and material-cost lines restate escalation (savings register A2); design-change lines overlap the 17.9% contingency; sound mitigation and screening are the risks that are missing</w:t>
+              <w:t>Siting at $1,052K external is two to three times a typical Article 80 small-project budget; ask counsel for the task budget. PM hours are duration-driven: every month of siting slip adds about $0.4M across PM, AFUDC and indirects, so the float target on the ZBA chain is the lever, not the rate.</w:t>
             </w:r>
           </w:p>
         </w:tc>
@@ -8967,7 +8967,7 @@
                 <w:i w:val="0"/>
                 <w:sz w:val="15"/>
               </w:rPr>
-              <w:t>$1.3 to 1.8M</w:t>
+              <w:t>$0.2 to 0.4M</w:t>
             </w:r>
           </w:p>
         </w:tc>
@@ -8989,7 +8989,7 @@
                 <w:i w:val="0"/>
                 <w:sz w:val="15"/>
               </w:rPr>
-              <w:t>L. Indirects</w:t>
+              <w:t>J. Risk register</w:t>
             </w:r>
           </w:p>
         </w:tc>
@@ -9009,7 +9009,7 @@
                 <w:i w:val="0"/>
                 <w:sz w:val="15"/>
               </w:rPr>
-              <w:t>$8.06M: E&amp;S station basis $4.79M (16% of directs, applied to the vendor contract), general services, MDEC, vehicles, non-productive, AS&amp;E, payroll</w:t>
+              <w:t>$5.3M Sta 360 + $0.77M Sta 496: material $1.0M, labor $0.8M, design changes $0.8M, UG obstructions $0.45M, environmental, P&amp;C and station engineering $0.3M each, soil, weather, outreach, siting, BAR deductibles</w:t>
             </w:r>
           </w:p>
         </w:tc>
@@ -9029,7 +9029,7 @@
                 <w:i w:val="0"/>
                 <w:sz w:val="15"/>
               </w:rPr>
-              <w:t>Template basis rates</w:t>
+              <w:t>Risks that the directs and contingency do not already fund</w:t>
             </w:r>
           </w:p>
         </w:tc>
@@ -9049,7 +9049,7 @@
                 <w:i w:val="0"/>
                 <w:sz w:val="15"/>
               </w:rPr>
-              <w:t>Whether the E&amp;S basis should load a vendor-furnished, vendor-commissioned contract is a policy question (savings register A4, up to $2.1M); it is the single largest line nobody on the project can change</w:t>
+              <w:t>Labor-cost and material-cost lines restate escalation (savings register A2); design-change lines overlap the 17.9% contingency; sound mitigation and screening are the risks that are missing</w:t>
             </w:r>
           </w:p>
         </w:tc>
@@ -9069,7 +9069,7 @@
                 <w:i w:val="0"/>
                 <w:sz w:val="15"/>
               </w:rPr>
-              <w:t>$1.0 to 2.1M</w:t>
+              <w:t>$1.3 to 1.8M</w:t>
             </w:r>
           </w:p>
         </w:tc>
@@ -9090,6 +9090,104 @@
                 <w:i w:val="0"/>
                 <w:sz w:val="15"/>
               </w:rPr>
+              <w:t>L. Indirects</w:t>
+            </w:r>
+          </w:p>
+        </w:tc>
+        <w:tc>
+          <w:tcPr>
+            <w:tcW w:type="dxa" w:w="2736"/>
+          </w:tcPr>
+          <w:p>
+            <w:pPr>
+              <w:spacing w:after="0" w:before="0"/>
+            </w:pPr>
+            <w:r/>
+            <w:r>
+              <w:rPr>
+                <w:b w:val="0"/>
+                <w:i w:val="0"/>
+                <w:sz w:val="15"/>
+              </w:rPr>
+              <w:t>$8.06M: E&amp;S station basis $4.79M (16% of directs, applied to the vendor contract), general services, MDEC, vehicles, non-productive, AS&amp;E, payroll</w:t>
+            </w:r>
+          </w:p>
+        </w:tc>
+        <w:tc>
+          <w:tcPr>
+            <w:tcW w:type="dxa" w:w="2160"/>
+          </w:tcPr>
+          <w:p>
+            <w:pPr>
+              <w:spacing w:after="0" w:before="0"/>
+            </w:pPr>
+            <w:r/>
+            <w:r>
+              <w:rPr>
+                <w:b w:val="0"/>
+                <w:i w:val="0"/>
+                <w:sz w:val="15"/>
+              </w:rPr>
+              <w:t>Template basis rates</w:t>
+            </w:r>
+          </w:p>
+        </w:tc>
+        <w:tc>
+          <w:tcPr>
+            <w:tcW w:type="dxa" w:w="3024"/>
+          </w:tcPr>
+          <w:p>
+            <w:pPr>
+              <w:spacing w:after="0" w:before="0"/>
+            </w:pPr>
+            <w:r/>
+            <w:r>
+              <w:rPr>
+                <w:b w:val="0"/>
+                <w:i w:val="0"/>
+                <w:sz w:val="15"/>
+              </w:rPr>
+              <w:t>Whether the E&amp;S basis should load a vendor-furnished, vendor-commissioned contract is a policy question (savings register A4, up to $2.1M); it is the single largest line nobody on the project can change</w:t>
+            </w:r>
+          </w:p>
+        </w:tc>
+        <w:tc>
+          <w:tcPr>
+            <w:tcW w:type="dxa" w:w="1152"/>
+          </w:tcPr>
+          <w:p>
+            <w:pPr>
+              <w:spacing w:after="0" w:before="0"/>
+            </w:pPr>
+            <w:r/>
+            <w:r>
+              <w:rPr>
+                <w:b w:val="0"/>
+                <w:i w:val="0"/>
+                <w:sz w:val="15"/>
+              </w:rPr>
+              <w:t>$1.0 to 2.1M</w:t>
+            </w:r>
+          </w:p>
+        </w:tc>
+      </w:tr>
+      <w:tr>
+        <w:tc>
+          <w:tcPr>
+            <w:tcW w:type="dxa" w:w="1296"/>
+            <w:shd w:val="clear" w:color="auto" w:fill="F2F4F8"/>
+          </w:tcPr>
+          <w:p>
+            <w:pPr>
+              <w:spacing w:after="0" w:before="0"/>
+            </w:pPr>
+            <w:r/>
+            <w:r>
+              <w:rPr>
+                <w:b w:val="0"/>
+                <w:i w:val="0"/>
+                <w:sz w:val="15"/>
+              </w:rPr>
               <w:t>M. AFUDC</w:t>
             </w:r>
           </w:p>
@@ -9097,6 +9195,7 @@
         <w:tc>
           <w:tcPr>
             <w:tcW w:type="dxa" w:w="2736"/>
+            <w:shd w:val="clear" w:color="auto" w:fill="F2F4F8"/>
           </w:tcPr>
           <w:p>
             <w:pPr>
@@ -9116,6 +9215,7 @@
         <w:tc>
           <w:tcPr>
             <w:tcW w:type="dxa" w:w="2160"/>
+            <w:shd w:val="clear" w:color="auto" w:fill="F2F4F8"/>
           </w:tcPr>
           <w:p>
             <w:pPr>
@@ -9135,6 +9235,7 @@
         <w:tc>
           <w:tcPr>
             <w:tcW w:type="dxa" w:w="3024"/>
+            <w:shd w:val="clear" w:color="auto" w:fill="F2F4F8"/>
           </w:tcPr>
           <w:p>
             <w:pPr>
@@ -9154,6 +9255,7 @@
         <w:tc>
           <w:tcPr>
             <w:tcW w:type="dxa" w:w="1152"/>
+            <w:shd w:val="clear" w:color="auto" w:fill="F2F4F8"/>
           </w:tcPr>
           <w:p>
             <w:pPr>
